--- a/Task 3/Introduction_to_DWH_and_ETL_Business_Template.docx
+++ b/Task 3/Introduction_to_DWH_and_ETL_Business_Template.docx
@@ -2832,7 +2832,58 @@
     <w:p>
       <w:pPr>
         <w:pStyle w:val="a2"/>
-        <w:ind w:left="720"/>
+      </w:pPr>
+    </w:p>
+    <w:p>
+      <w:pPr>
+        <w:pStyle w:val="a2"/>
+      </w:pPr>
+      <w:r>
+        <w:t>Channels:</w:t>
+      </w:r>
+    </w:p>
+    <w:p>
+      <w:pPr>
+        <w:pStyle w:val="a2"/>
+      </w:pPr>
+      <w:r>
+        <w:tab/>
+      </w:r>
+      <w:proofErr w:type="spellStart"/>
+      <w:r>
+        <w:t>Channels_ID</w:t>
+      </w:r>
+      <w:proofErr w:type="spellEnd"/>
+    </w:p>
+    <w:p>
+      <w:pPr>
+        <w:pStyle w:val="a2"/>
+      </w:pPr>
+      <w:r>
+        <w:tab/>
+      </w:r>
+      <w:proofErr w:type="spellStart"/>
+      <w:r>
+        <w:t>Channels_Name</w:t>
+      </w:r>
+      <w:proofErr w:type="spellEnd"/>
+    </w:p>
+    <w:p>
+      <w:pPr>
+        <w:pStyle w:val="a2"/>
+      </w:pPr>
+      <w:r>
+        <w:tab/>
+      </w:r>
+      <w:proofErr w:type="spellStart"/>
+      <w:r>
+        <w:t>Channels_Desc</w:t>
+      </w:r>
+      <w:proofErr w:type="spellEnd"/>
+    </w:p>
+    <w:p>
+      <w:pPr>
+        <w:pStyle w:val="a2"/>
       </w:pPr>
     </w:p>
     <w:p>
@@ -3321,6 +3372,7 @@
           <w:b/>
           <w:bCs/>
         </w:rPr>
+        <w:lastRenderedPageBreak/>
         <w:t>Attributes of future dimension table:</w:t>
       </w:r>
     </w:p>
@@ -3394,7 +3446,6 @@
           <w:b/>
           <w:bCs/>
         </w:rPr>
-        <w:lastRenderedPageBreak/>
         <w:t>Discoun</w:t>
       </w:r>
       <w:r>
@@ -4004,6 +4055,7 @@
         <w:ind w:left="720"/>
       </w:pPr>
       <w:r>
+        <w:lastRenderedPageBreak/>
         <w:tab/>
       </w:r>
       <w:proofErr w:type="spellStart"/>
@@ -4060,7 +4112,6 @@
         <w:pStyle w:val="a2"/>
       </w:pPr>
       <w:r>
-        <w:lastRenderedPageBreak/>
         <w:t>Card Information (Future Dimension):</w:t>
       </w:r>
     </w:p>
@@ -4105,6 +4156,63 @@
       <w:r>
         <w:t>Card Type: e.g. Visa, Mastercard</w:t>
       </w:r>
+    </w:p>
+    <w:p>
+      <w:pPr>
+        <w:pStyle w:val="a2"/>
+      </w:pPr>
+    </w:p>
+    <w:p>
+      <w:pPr>
+        <w:pStyle w:val="a2"/>
+      </w:pPr>
+      <w:r>
+        <w:t>Channels:</w:t>
+      </w:r>
+    </w:p>
+    <w:p>
+      <w:pPr>
+        <w:pStyle w:val="a2"/>
+      </w:pPr>
+      <w:r>
+        <w:tab/>
+      </w:r>
+      <w:proofErr w:type="spellStart"/>
+      <w:r>
+        <w:t>Channels_ID</w:t>
+      </w:r>
+      <w:proofErr w:type="spellEnd"/>
+    </w:p>
+    <w:p>
+      <w:pPr>
+        <w:pStyle w:val="a2"/>
+      </w:pPr>
+      <w:r>
+        <w:tab/>
+      </w:r>
+      <w:proofErr w:type="spellStart"/>
+      <w:r>
+        <w:t>Channels_Name</w:t>
+      </w:r>
+      <w:proofErr w:type="spellEnd"/>
+    </w:p>
+    <w:p>
+      <w:pPr>
+        <w:pStyle w:val="a2"/>
+      </w:pPr>
+      <w:r>
+        <w:tab/>
+      </w:r>
+      <w:proofErr w:type="spellStart"/>
+      <w:r>
+        <w:t>Channels_Desc</w:t>
+      </w:r>
+      <w:proofErr w:type="spellEnd"/>
+    </w:p>
+    <w:p>
+      <w:pPr>
+        <w:pStyle w:val="a2"/>
+      </w:pPr>
     </w:p>
     <w:p>
       <w:pPr>
@@ -4503,14 +4611,13 @@
           <w:bCs/>
         </w:rPr>
         <w:br/>
-        <w:t>E</w:t>
       </w:r>
       <w:r>
         <w:rPr>
           <w:b/>
           <w:bCs/>
         </w:rPr>
-        <w:t xml:space="preserve">ach record represents a single purchase made by a customer at a specific </w:t>
+        <w:t xml:space="preserve">Each record represents a single purchase made by a customer at a specific </w:t>
       </w:r>
       <w:proofErr w:type="gramStart"/>
       <w:r>
@@ -4544,6 +4651,7 @@
           <w:sz w:val="22"/>
           <w:szCs w:val="22"/>
         </w:rPr>
+        <w:lastRenderedPageBreak/>
         <w:t>Identify dimensions</w:t>
       </w:r>
       <w:r>
@@ -4617,6 +4725,22 @@
         </w:rPr>
         <w:t>Employee Dimension</w:t>
       </w:r>
+    </w:p>
+    <w:p>
+      <w:pPr>
+        <w:pStyle w:val="a2"/>
+        <w:spacing w:before="0"/>
+        <w:ind w:left="720"/>
+      </w:pPr>
+      <w:r>
+        <w:rPr>
+          <w:b/>
+          <w:bCs/>
+          <w:sz w:val="22"/>
+          <w:szCs w:val="22"/>
+        </w:rPr>
+        <w:t>Channel Dimension</w:t>
+      </w:r>
       <w:r>
         <w:br/>
       </w:r>
@@ -4654,7 +4778,6 @@
         </w:numPr>
       </w:pPr>
       <w:r>
-        <w:lastRenderedPageBreak/>
         <w:t>Identify facts</w:t>
       </w:r>
       <w:r>
@@ -4997,18 +5120,15 @@
               <w:bottom w:val="single" w:sz="4" w:space="0" w:color="76CDD8"/>
               <w:right w:val="single" w:sz="4" w:space="0" w:color="76CDD8"/>
             </w:tcBorders>
-            <w:hideMark/>
-          </w:tcPr>
-          <w:p>
-            <w:pPr>
-              <w:pStyle w:val="a2"/>
-              <w:ind w:left="360"/>
-            </w:pPr>
-            <w:proofErr w:type="spellStart"/>
-            <w:r>
-              <w:t>Prod_Price</w:t>
-            </w:r>
-            <w:proofErr w:type="spellEnd"/>
+          </w:tcPr>
+          <w:p>
+            <w:pPr>
+              <w:pStyle w:val="a2"/>
+              <w:ind w:left="360"/>
+            </w:pPr>
+            <w:r>
+              <w:t>Date</w:t>
+            </w:r>
           </w:p>
         </w:tc>
         <w:tc>
@@ -5020,18 +5140,14 @@
               <w:bottom w:val="single" w:sz="4" w:space="0" w:color="76CDD8"/>
               <w:right w:val="single" w:sz="4" w:space="0" w:color="76CDD8"/>
             </w:tcBorders>
-            <w:hideMark/>
-          </w:tcPr>
-          <w:p>
-            <w:pPr>
-              <w:pStyle w:val="a2"/>
-              <w:ind w:left="360"/>
-            </w:pPr>
-            <w:r>
-              <w:t>The base price of a product before any discounts are applied.</w:t>
-            </w:r>
-            <w:r>
-              <w:t xml:space="preserve"> NOT NULL</w:t>
+          </w:tcPr>
+          <w:p>
+            <w:pPr>
+              <w:pStyle w:val="a2"/>
+              <w:ind w:left="360"/>
+            </w:pPr>
+            <w:r>
+              <w:t>Date of sale, NOT NULL, FK to Date table</w:t>
             </w:r>
           </w:p>
         </w:tc>
@@ -5044,20 +5160,14 @@
               <w:bottom w:val="single" w:sz="4" w:space="0" w:color="76CDD8"/>
               <w:right w:val="single" w:sz="4" w:space="0" w:color="76CDD8"/>
             </w:tcBorders>
-            <w:hideMark/>
-          </w:tcPr>
-          <w:p>
-            <w:pPr>
-              <w:pStyle w:val="a2"/>
-              <w:ind w:left="360"/>
-            </w:pPr>
-            <w:proofErr w:type="gramStart"/>
-            <w:r>
-              <w:t>Decimal(</w:t>
-            </w:r>
-            <w:proofErr w:type="gramEnd"/>
-            <w:r>
-              <w:t>5,2)</w:t>
+          </w:tcPr>
+          <w:p>
+            <w:pPr>
+              <w:pStyle w:val="a2"/>
+              <w:ind w:left="360"/>
+            </w:pPr>
+            <w:r>
+              <w:t xml:space="preserve"> Date</w:t>
             </w:r>
           </w:p>
         </w:tc>
@@ -5075,15 +5185,18 @@
               <w:bottom w:val="single" w:sz="4" w:space="0" w:color="76CDD8"/>
               <w:right w:val="single" w:sz="4" w:space="0" w:color="76CDD8"/>
             </w:tcBorders>
-          </w:tcPr>
-          <w:p>
-            <w:pPr>
-              <w:pStyle w:val="a2"/>
-              <w:ind w:left="360"/>
-            </w:pPr>
-            <w:r>
-              <w:t>Quantity</w:t>
-            </w:r>
+            <w:hideMark/>
+          </w:tcPr>
+          <w:p>
+            <w:pPr>
+              <w:pStyle w:val="a2"/>
+              <w:ind w:left="360"/>
+            </w:pPr>
+            <w:proofErr w:type="spellStart"/>
+            <w:r>
+              <w:t>Prod_Price</w:t>
+            </w:r>
+            <w:proofErr w:type="spellEnd"/>
           </w:p>
         </w:tc>
         <w:tc>
@@ -5095,20 +5208,15 @@
               <w:bottom w:val="single" w:sz="4" w:space="0" w:color="76CDD8"/>
               <w:right w:val="single" w:sz="4" w:space="0" w:color="76CDD8"/>
             </w:tcBorders>
-          </w:tcPr>
-          <w:p>
-            <w:pPr>
-              <w:pStyle w:val="a2"/>
-              <w:ind w:left="360"/>
-            </w:pPr>
-            <w:r>
-              <w:t xml:space="preserve">The number of units of a product purchased in the </w:t>
-            </w:r>
-            <w:r>
-              <w:t>sale</w:t>
-            </w:r>
-            <w:r>
-              <w:t>.</w:t>
+            <w:hideMark/>
+          </w:tcPr>
+          <w:p>
+            <w:pPr>
+              <w:pStyle w:val="a2"/>
+              <w:ind w:left="360"/>
+            </w:pPr>
+            <w:r>
+              <w:t>The base price of a product before any discounts are applied.</w:t>
             </w:r>
             <w:r>
               <w:t xml:space="preserve"> NOT NULL</w:t>
@@ -5124,14 +5232,20 @@
               <w:bottom w:val="single" w:sz="4" w:space="0" w:color="76CDD8"/>
               <w:right w:val="single" w:sz="4" w:space="0" w:color="76CDD8"/>
             </w:tcBorders>
-          </w:tcPr>
-          <w:p>
-            <w:pPr>
-              <w:pStyle w:val="a2"/>
-              <w:ind w:left="360"/>
-            </w:pPr>
-            <w:r>
-              <w:t>INT</w:t>
+            <w:hideMark/>
+          </w:tcPr>
+          <w:p>
+            <w:pPr>
+              <w:pStyle w:val="a2"/>
+              <w:ind w:left="360"/>
+            </w:pPr>
+            <w:proofErr w:type="gramStart"/>
+            <w:r>
+              <w:t>Decimal(</w:t>
+            </w:r>
+            <w:proofErr w:type="gramEnd"/>
+            <w:r>
+              <w:t>5,2)</w:t>
             </w:r>
           </w:p>
         </w:tc>
@@ -5155,11 +5269,9 @@
               <w:pStyle w:val="a2"/>
               <w:ind w:left="360"/>
             </w:pPr>
-            <w:proofErr w:type="spellStart"/>
-            <w:r>
-              <w:t>Payment_Amount</w:t>
-            </w:r>
-            <w:proofErr w:type="spellEnd"/>
+            <w:r>
+              <w:t>Quantity</w:t>
+            </w:r>
           </w:p>
         </w:tc>
         <w:tc>
@@ -5178,10 +5290,16 @@
               <w:ind w:left="360"/>
             </w:pPr>
             <w:r>
-              <w:t>The total amount paid</w:t>
-            </w:r>
-            <w:r>
-              <w:t>, NOT NULL</w:t>
+              <w:t xml:space="preserve">The number of units of a product purchased in the </w:t>
+            </w:r>
+            <w:r>
+              <w:t>sale</w:t>
+            </w:r>
+            <w:r>
+              <w:t>.</w:t>
+            </w:r>
+            <w:r>
+              <w:t xml:space="preserve"> NOT NULL</w:t>
             </w:r>
           </w:p>
         </w:tc>
@@ -5200,13 +5318,8 @@
               <w:pStyle w:val="a2"/>
               <w:ind w:left="360"/>
             </w:pPr>
-            <w:proofErr w:type="gramStart"/>
-            <w:r>
-              <w:t>Decimal(</w:t>
-            </w:r>
-            <w:proofErr w:type="gramEnd"/>
-            <w:r>
-              <w:t>6,2)</w:t>
+            <w:r>
+              <w:t>INT</w:t>
             </w:r>
           </w:p>
         </w:tc>
@@ -5232,6 +5345,81 @@
             </w:pPr>
             <w:proofErr w:type="spellStart"/>
             <w:r>
+              <w:t>Payment_Amount</w:t>
+            </w:r>
+            <w:proofErr w:type="spellEnd"/>
+          </w:p>
+        </w:tc>
+        <w:tc>
+          <w:tcPr>
+            <w:tcW w:w="3330" w:type="dxa"/>
+            <w:tcBorders>
+              <w:top w:val="single" w:sz="4" w:space="0" w:color="76CDD8"/>
+              <w:left w:val="single" w:sz="4" w:space="0" w:color="76CDD8"/>
+              <w:bottom w:val="single" w:sz="4" w:space="0" w:color="76CDD8"/>
+              <w:right w:val="single" w:sz="4" w:space="0" w:color="76CDD8"/>
+            </w:tcBorders>
+          </w:tcPr>
+          <w:p>
+            <w:pPr>
+              <w:pStyle w:val="a2"/>
+              <w:ind w:left="360"/>
+            </w:pPr>
+            <w:r>
+              <w:t>The total amount paid</w:t>
+            </w:r>
+            <w:r>
+              <w:t>, NOT NULL</w:t>
+            </w:r>
+          </w:p>
+        </w:tc>
+        <w:tc>
+          <w:tcPr>
+            <w:tcW w:w="2790" w:type="dxa"/>
+            <w:tcBorders>
+              <w:top w:val="single" w:sz="4" w:space="0" w:color="76CDD8"/>
+              <w:left w:val="single" w:sz="4" w:space="0" w:color="76CDD8"/>
+              <w:bottom w:val="single" w:sz="4" w:space="0" w:color="76CDD8"/>
+              <w:right w:val="single" w:sz="4" w:space="0" w:color="76CDD8"/>
+            </w:tcBorders>
+          </w:tcPr>
+          <w:p>
+            <w:pPr>
+              <w:pStyle w:val="a2"/>
+              <w:ind w:left="360"/>
+            </w:pPr>
+            <w:proofErr w:type="gramStart"/>
+            <w:r>
+              <w:t>Decimal(</w:t>
+            </w:r>
+            <w:proofErr w:type="gramEnd"/>
+            <w:r>
+              <w:t>6,2)</w:t>
+            </w:r>
+          </w:p>
+        </w:tc>
+      </w:tr>
+      <w:tr>
+        <w:trPr>
+          <w:trHeight w:val="432"/>
+        </w:trPr>
+        <w:tc>
+          <w:tcPr>
+            <w:tcW w:w="3073" w:type="dxa"/>
+            <w:tcBorders>
+              <w:top w:val="single" w:sz="4" w:space="0" w:color="76CDD8"/>
+              <w:left w:val="single" w:sz="4" w:space="0" w:color="76CDD8"/>
+              <w:bottom w:val="single" w:sz="4" w:space="0" w:color="76CDD8"/>
+              <w:right w:val="single" w:sz="4" w:space="0" w:color="76CDD8"/>
+            </w:tcBorders>
+          </w:tcPr>
+          <w:p>
+            <w:pPr>
+              <w:pStyle w:val="a2"/>
+              <w:ind w:left="360"/>
+            </w:pPr>
+            <w:proofErr w:type="spellStart"/>
+            <w:r>
               <w:t>Payment</w:t>
             </w:r>
             <w:r>
@@ -5287,7 +5475,517 @@
             </w:r>
             <w:proofErr w:type="gramEnd"/>
             <w:r>
-              <w:t>20)</w:t>
+              <w:t>4)</w:t>
+            </w:r>
+          </w:p>
+        </w:tc>
+      </w:tr>
+      <w:tr>
+        <w:trPr>
+          <w:trHeight w:val="432"/>
+        </w:trPr>
+        <w:tc>
+          <w:tcPr>
+            <w:tcW w:w="3073" w:type="dxa"/>
+            <w:tcBorders>
+              <w:top w:val="single" w:sz="4" w:space="0" w:color="76CDD8"/>
+              <w:left w:val="single" w:sz="4" w:space="0" w:color="76CDD8"/>
+              <w:bottom w:val="single" w:sz="4" w:space="0" w:color="76CDD8"/>
+              <w:right w:val="single" w:sz="4" w:space="0" w:color="76CDD8"/>
+            </w:tcBorders>
+          </w:tcPr>
+          <w:p>
+            <w:pPr>
+              <w:pStyle w:val="a2"/>
+              <w:ind w:left="360"/>
+            </w:pPr>
+            <w:proofErr w:type="spellStart"/>
+            <w:r>
+              <w:t>Product_ID</w:t>
+            </w:r>
+            <w:proofErr w:type="spellEnd"/>
+          </w:p>
+        </w:tc>
+        <w:tc>
+          <w:tcPr>
+            <w:tcW w:w="3330" w:type="dxa"/>
+            <w:tcBorders>
+              <w:top w:val="single" w:sz="4" w:space="0" w:color="76CDD8"/>
+              <w:left w:val="single" w:sz="4" w:space="0" w:color="76CDD8"/>
+              <w:bottom w:val="single" w:sz="4" w:space="0" w:color="76CDD8"/>
+              <w:right w:val="single" w:sz="4" w:space="0" w:color="76CDD8"/>
+            </w:tcBorders>
+          </w:tcPr>
+          <w:p>
+            <w:pPr>
+              <w:pStyle w:val="a2"/>
+              <w:ind w:left="360"/>
+            </w:pPr>
+            <w:r>
+              <w:t>References</w:t>
+            </w:r>
+            <w:r>
+              <w:t xml:space="preserve"> </w:t>
+            </w:r>
+            <w:proofErr w:type="gramStart"/>
+            <w:r>
+              <w:t>to</w:t>
+            </w:r>
+            <w:proofErr w:type="gramEnd"/>
+            <w:r>
+              <w:t xml:space="preserve"> the Product table</w:t>
+            </w:r>
+            <w:r>
+              <w:t>, NOT NULL</w:t>
+            </w:r>
+          </w:p>
+        </w:tc>
+        <w:tc>
+          <w:tcPr>
+            <w:tcW w:w="2790" w:type="dxa"/>
+            <w:tcBorders>
+              <w:top w:val="single" w:sz="4" w:space="0" w:color="76CDD8"/>
+              <w:left w:val="single" w:sz="4" w:space="0" w:color="76CDD8"/>
+              <w:bottom w:val="single" w:sz="4" w:space="0" w:color="76CDD8"/>
+              <w:right w:val="single" w:sz="4" w:space="0" w:color="76CDD8"/>
+            </w:tcBorders>
+          </w:tcPr>
+          <w:p>
+            <w:pPr>
+              <w:pStyle w:val="a2"/>
+              <w:ind w:left="360"/>
+            </w:pPr>
+            <w:proofErr w:type="gramStart"/>
+            <w:r>
+              <w:t>Varchar(</w:t>
+            </w:r>
+            <w:proofErr w:type="gramEnd"/>
+            <w:r>
+              <w:t>1</w:t>
+            </w:r>
+            <w:r>
+              <w:t>0)</w:t>
+            </w:r>
+          </w:p>
+        </w:tc>
+      </w:tr>
+      <w:tr>
+        <w:trPr>
+          <w:trHeight w:val="432"/>
+        </w:trPr>
+        <w:tc>
+          <w:tcPr>
+            <w:tcW w:w="3073" w:type="dxa"/>
+            <w:tcBorders>
+              <w:top w:val="single" w:sz="4" w:space="0" w:color="76CDD8"/>
+              <w:left w:val="single" w:sz="4" w:space="0" w:color="76CDD8"/>
+              <w:bottom w:val="single" w:sz="4" w:space="0" w:color="76CDD8"/>
+              <w:right w:val="single" w:sz="4" w:space="0" w:color="76CDD8"/>
+            </w:tcBorders>
+          </w:tcPr>
+          <w:p>
+            <w:pPr>
+              <w:pStyle w:val="a2"/>
+            </w:pPr>
+            <w:r>
+              <w:t xml:space="preserve">      </w:t>
+            </w:r>
+            <w:proofErr w:type="spellStart"/>
+            <w:r>
+              <w:t>Discount_ID</w:t>
+            </w:r>
+            <w:proofErr w:type="spellEnd"/>
+          </w:p>
+        </w:tc>
+        <w:tc>
+          <w:tcPr>
+            <w:tcW w:w="3330" w:type="dxa"/>
+            <w:tcBorders>
+              <w:top w:val="single" w:sz="4" w:space="0" w:color="76CDD8"/>
+              <w:left w:val="single" w:sz="4" w:space="0" w:color="76CDD8"/>
+              <w:bottom w:val="single" w:sz="4" w:space="0" w:color="76CDD8"/>
+              <w:right w:val="single" w:sz="4" w:space="0" w:color="76CDD8"/>
+            </w:tcBorders>
+          </w:tcPr>
+          <w:p>
+            <w:pPr>
+              <w:pStyle w:val="a2"/>
+              <w:ind w:left="360"/>
+            </w:pPr>
+            <w:r>
+              <w:t xml:space="preserve">References </w:t>
+            </w:r>
+            <w:r>
+              <w:t xml:space="preserve">to </w:t>
+            </w:r>
+            <w:r>
+              <w:t>the Discount table</w:t>
+            </w:r>
+            <w:r>
+              <w:t>, NOT NULL</w:t>
+            </w:r>
+          </w:p>
+        </w:tc>
+        <w:tc>
+          <w:tcPr>
+            <w:tcW w:w="2790" w:type="dxa"/>
+            <w:tcBorders>
+              <w:top w:val="single" w:sz="4" w:space="0" w:color="76CDD8"/>
+              <w:left w:val="single" w:sz="4" w:space="0" w:color="76CDD8"/>
+              <w:bottom w:val="single" w:sz="4" w:space="0" w:color="76CDD8"/>
+              <w:right w:val="single" w:sz="4" w:space="0" w:color="76CDD8"/>
+            </w:tcBorders>
+          </w:tcPr>
+          <w:p>
+            <w:pPr>
+              <w:pStyle w:val="a2"/>
+              <w:ind w:left="360"/>
+            </w:pPr>
+            <w:proofErr w:type="gramStart"/>
+            <w:r>
+              <w:t>Varchar(</w:t>
+            </w:r>
+            <w:proofErr w:type="gramEnd"/>
+            <w:r>
+              <w:t>10)</w:t>
+            </w:r>
+          </w:p>
+        </w:tc>
+      </w:tr>
+      <w:tr>
+        <w:trPr>
+          <w:trHeight w:val="432"/>
+        </w:trPr>
+        <w:tc>
+          <w:tcPr>
+            <w:tcW w:w="3073" w:type="dxa"/>
+            <w:tcBorders>
+              <w:top w:val="single" w:sz="4" w:space="0" w:color="76CDD8"/>
+              <w:left w:val="single" w:sz="4" w:space="0" w:color="76CDD8"/>
+              <w:bottom w:val="single" w:sz="4" w:space="0" w:color="76CDD8"/>
+              <w:right w:val="single" w:sz="4" w:space="0" w:color="76CDD8"/>
+            </w:tcBorders>
+          </w:tcPr>
+          <w:p>
+            <w:pPr>
+              <w:pStyle w:val="a2"/>
+              <w:ind w:left="360"/>
+            </w:pPr>
+            <w:proofErr w:type="spellStart"/>
+            <w:r>
+              <w:t>Customer_ID</w:t>
+            </w:r>
+            <w:proofErr w:type="spellEnd"/>
+          </w:p>
+        </w:tc>
+        <w:tc>
+          <w:tcPr>
+            <w:tcW w:w="3330" w:type="dxa"/>
+            <w:tcBorders>
+              <w:top w:val="single" w:sz="4" w:space="0" w:color="76CDD8"/>
+              <w:left w:val="single" w:sz="4" w:space="0" w:color="76CDD8"/>
+              <w:bottom w:val="single" w:sz="4" w:space="0" w:color="76CDD8"/>
+              <w:right w:val="single" w:sz="4" w:space="0" w:color="76CDD8"/>
+            </w:tcBorders>
+          </w:tcPr>
+          <w:p>
+            <w:pPr>
+              <w:pStyle w:val="a2"/>
+              <w:ind w:left="360"/>
+            </w:pPr>
+            <w:r>
+              <w:t xml:space="preserve">References </w:t>
+            </w:r>
+            <w:r>
+              <w:t xml:space="preserve">to </w:t>
+            </w:r>
+            <w:r>
+              <w:t>the Discount table</w:t>
+            </w:r>
+            <w:r>
+              <w:t>, NOT NULL</w:t>
+            </w:r>
+          </w:p>
+        </w:tc>
+        <w:tc>
+          <w:tcPr>
+            <w:tcW w:w="2790" w:type="dxa"/>
+            <w:tcBorders>
+              <w:top w:val="single" w:sz="4" w:space="0" w:color="76CDD8"/>
+              <w:left w:val="single" w:sz="4" w:space="0" w:color="76CDD8"/>
+              <w:bottom w:val="single" w:sz="4" w:space="0" w:color="76CDD8"/>
+              <w:right w:val="single" w:sz="4" w:space="0" w:color="76CDD8"/>
+            </w:tcBorders>
+          </w:tcPr>
+          <w:p>
+            <w:pPr>
+              <w:pStyle w:val="a2"/>
+              <w:ind w:left="360"/>
+            </w:pPr>
+            <w:proofErr w:type="gramStart"/>
+            <w:r>
+              <w:t>Varchar(</w:t>
+            </w:r>
+            <w:proofErr w:type="gramEnd"/>
+            <w:r>
+              <w:t>10)</w:t>
+            </w:r>
+          </w:p>
+        </w:tc>
+      </w:tr>
+      <w:tr>
+        <w:trPr>
+          <w:trHeight w:val="432"/>
+        </w:trPr>
+        <w:tc>
+          <w:tcPr>
+            <w:tcW w:w="3073" w:type="dxa"/>
+            <w:tcBorders>
+              <w:top w:val="single" w:sz="4" w:space="0" w:color="76CDD8"/>
+              <w:left w:val="single" w:sz="4" w:space="0" w:color="76CDD8"/>
+              <w:bottom w:val="single" w:sz="4" w:space="0" w:color="76CDD8"/>
+              <w:right w:val="single" w:sz="4" w:space="0" w:color="76CDD8"/>
+            </w:tcBorders>
+          </w:tcPr>
+          <w:p>
+            <w:pPr>
+              <w:pStyle w:val="a2"/>
+              <w:ind w:left="360"/>
+            </w:pPr>
+            <w:proofErr w:type="spellStart"/>
+            <w:r>
+              <w:t>Employee_ID</w:t>
+            </w:r>
+            <w:proofErr w:type="spellEnd"/>
+          </w:p>
+        </w:tc>
+        <w:tc>
+          <w:tcPr>
+            <w:tcW w:w="3330" w:type="dxa"/>
+            <w:tcBorders>
+              <w:top w:val="single" w:sz="4" w:space="0" w:color="76CDD8"/>
+              <w:left w:val="single" w:sz="4" w:space="0" w:color="76CDD8"/>
+              <w:bottom w:val="single" w:sz="4" w:space="0" w:color="76CDD8"/>
+              <w:right w:val="single" w:sz="4" w:space="0" w:color="76CDD8"/>
+            </w:tcBorders>
+          </w:tcPr>
+          <w:p>
+            <w:pPr>
+              <w:pStyle w:val="a2"/>
+              <w:ind w:left="360"/>
+            </w:pPr>
+            <w:r>
+              <w:t>References</w:t>
+            </w:r>
+            <w:r>
+              <w:t xml:space="preserve"> to</w:t>
+            </w:r>
+            <w:r>
+              <w:t xml:space="preserve"> the Employee table</w:t>
+            </w:r>
+            <w:r>
+              <w:t>, NOT NULL</w:t>
+            </w:r>
+          </w:p>
+        </w:tc>
+        <w:tc>
+          <w:tcPr>
+            <w:tcW w:w="2790" w:type="dxa"/>
+            <w:tcBorders>
+              <w:top w:val="single" w:sz="4" w:space="0" w:color="76CDD8"/>
+              <w:left w:val="single" w:sz="4" w:space="0" w:color="76CDD8"/>
+              <w:bottom w:val="single" w:sz="4" w:space="0" w:color="76CDD8"/>
+              <w:right w:val="single" w:sz="4" w:space="0" w:color="76CDD8"/>
+            </w:tcBorders>
+          </w:tcPr>
+          <w:p>
+            <w:pPr>
+              <w:pStyle w:val="a2"/>
+              <w:ind w:left="360"/>
+            </w:pPr>
+            <w:proofErr w:type="gramStart"/>
+            <w:r>
+              <w:t>Varchar(</w:t>
+            </w:r>
+            <w:proofErr w:type="gramEnd"/>
+            <w:r>
+              <w:t>10)</w:t>
+            </w:r>
+          </w:p>
+        </w:tc>
+      </w:tr>
+      <w:tr>
+        <w:trPr>
+          <w:trHeight w:val="432"/>
+        </w:trPr>
+        <w:tc>
+          <w:tcPr>
+            <w:tcW w:w="3073" w:type="dxa"/>
+            <w:tcBorders>
+              <w:top w:val="single" w:sz="4" w:space="0" w:color="76CDD8"/>
+              <w:left w:val="single" w:sz="4" w:space="0" w:color="76CDD8"/>
+              <w:bottom w:val="single" w:sz="4" w:space="0" w:color="76CDD8"/>
+              <w:right w:val="single" w:sz="4" w:space="0" w:color="76CDD8"/>
+            </w:tcBorders>
+          </w:tcPr>
+          <w:p>
+            <w:pPr>
+              <w:pStyle w:val="a2"/>
+              <w:ind w:left="360"/>
+            </w:pPr>
+            <w:proofErr w:type="spellStart"/>
+            <w:r>
+              <w:t>Card_Info_ID</w:t>
+            </w:r>
+            <w:proofErr w:type="spellEnd"/>
+          </w:p>
+        </w:tc>
+        <w:tc>
+          <w:tcPr>
+            <w:tcW w:w="3330" w:type="dxa"/>
+            <w:tcBorders>
+              <w:top w:val="single" w:sz="4" w:space="0" w:color="76CDD8"/>
+              <w:left w:val="single" w:sz="4" w:space="0" w:color="76CDD8"/>
+              <w:bottom w:val="single" w:sz="4" w:space="0" w:color="76CDD8"/>
+              <w:right w:val="single" w:sz="4" w:space="0" w:color="76CDD8"/>
+            </w:tcBorders>
+          </w:tcPr>
+          <w:p>
+            <w:pPr>
+              <w:pStyle w:val="a2"/>
+              <w:ind w:left="360"/>
+            </w:pPr>
+            <w:r>
+              <w:t xml:space="preserve">References </w:t>
+            </w:r>
+            <w:r>
+              <w:t xml:space="preserve">to </w:t>
+            </w:r>
+            <w:r>
+              <w:t xml:space="preserve">the </w:t>
+            </w:r>
+            <w:proofErr w:type="spellStart"/>
+            <w:r>
+              <w:t>Card_Info</w:t>
+            </w:r>
+            <w:proofErr w:type="spellEnd"/>
+            <w:r>
+              <w:t xml:space="preserve"> table</w:t>
+            </w:r>
+            <w:r>
+              <w:t xml:space="preserve">, </w:t>
+            </w:r>
+            <w:r>
+              <w:t>NOT NULL</w:t>
+            </w:r>
+          </w:p>
+        </w:tc>
+        <w:tc>
+          <w:tcPr>
+            <w:tcW w:w="2790" w:type="dxa"/>
+            <w:tcBorders>
+              <w:top w:val="single" w:sz="4" w:space="0" w:color="76CDD8"/>
+              <w:left w:val="single" w:sz="4" w:space="0" w:color="76CDD8"/>
+              <w:bottom w:val="single" w:sz="4" w:space="0" w:color="76CDD8"/>
+              <w:right w:val="single" w:sz="4" w:space="0" w:color="76CDD8"/>
+            </w:tcBorders>
+          </w:tcPr>
+          <w:p>
+            <w:pPr>
+              <w:pStyle w:val="a2"/>
+              <w:ind w:left="360"/>
+            </w:pPr>
+            <w:proofErr w:type="gramStart"/>
+            <w:r>
+              <w:t>Varchar(</w:t>
+            </w:r>
+            <w:proofErr w:type="gramEnd"/>
+            <w:r>
+              <w:t>10)</w:t>
+            </w:r>
+          </w:p>
+        </w:tc>
+      </w:tr>
+      <w:tr>
+        <w:trPr>
+          <w:trHeight w:val="432"/>
+        </w:trPr>
+        <w:tc>
+          <w:tcPr>
+            <w:tcW w:w="3073" w:type="dxa"/>
+            <w:tcBorders>
+              <w:top w:val="single" w:sz="4" w:space="0" w:color="76CDD8"/>
+              <w:left w:val="single" w:sz="4" w:space="0" w:color="76CDD8"/>
+              <w:bottom w:val="single" w:sz="4" w:space="0" w:color="76CDD8"/>
+              <w:right w:val="single" w:sz="4" w:space="0" w:color="76CDD8"/>
+            </w:tcBorders>
+          </w:tcPr>
+          <w:p>
+            <w:pPr>
+              <w:pStyle w:val="a2"/>
+              <w:ind w:left="360"/>
+            </w:pPr>
+            <w:proofErr w:type="spellStart"/>
+            <w:r>
+              <w:t>Channel_ID</w:t>
+            </w:r>
+            <w:proofErr w:type="spellEnd"/>
+          </w:p>
+        </w:tc>
+        <w:tc>
+          <w:tcPr>
+            <w:tcW w:w="3330" w:type="dxa"/>
+            <w:tcBorders>
+              <w:top w:val="single" w:sz="4" w:space="0" w:color="76CDD8"/>
+              <w:left w:val="single" w:sz="4" w:space="0" w:color="76CDD8"/>
+              <w:bottom w:val="single" w:sz="4" w:space="0" w:color="76CDD8"/>
+              <w:right w:val="single" w:sz="4" w:space="0" w:color="76CDD8"/>
+            </w:tcBorders>
+          </w:tcPr>
+          <w:p>
+            <w:pPr>
+              <w:pStyle w:val="a2"/>
+              <w:ind w:left="360"/>
+            </w:pPr>
+            <w:r>
+              <w:t xml:space="preserve">References </w:t>
+            </w:r>
+            <w:r>
+              <w:t xml:space="preserve">to </w:t>
+            </w:r>
+            <w:r>
+              <w:t>the Channel table</w:t>
+            </w:r>
+            <w:r>
+              <w:t xml:space="preserve">, </w:t>
+            </w:r>
+            <w:r>
+              <w:t>NOT NULL</w:t>
+            </w:r>
+          </w:p>
+        </w:tc>
+        <w:tc>
+          <w:tcPr>
+            <w:tcW w:w="2790" w:type="dxa"/>
+            <w:tcBorders>
+              <w:top w:val="single" w:sz="4" w:space="0" w:color="76CDD8"/>
+              <w:left w:val="single" w:sz="4" w:space="0" w:color="76CDD8"/>
+              <w:bottom w:val="single" w:sz="4" w:space="0" w:color="76CDD8"/>
+              <w:right w:val="single" w:sz="4" w:space="0" w:color="76CDD8"/>
+            </w:tcBorders>
+          </w:tcPr>
+          <w:p>
+            <w:pPr>
+              <w:pStyle w:val="a2"/>
+              <w:ind w:left="360"/>
+            </w:pPr>
+            <w:proofErr w:type="gramStart"/>
+            <w:r>
+              <w:t>Varchar(</w:t>
+            </w:r>
+            <w:proofErr w:type="gramEnd"/>
+            <w:r>
+              <w:t>10)</w:t>
             </w:r>
           </w:p>
         </w:tc>
@@ -5307,6 +6005,12 @@
       <w:r>
         <w:t>Example with filled data</w:t>
       </w:r>
+    </w:p>
+    <w:p>
+      <w:pPr>
+        <w:pStyle w:val="a2"/>
+        <w:ind w:left="360"/>
+      </w:pPr>
     </w:p>
     <w:p>
       <w:pPr>
@@ -6140,7 +6844,6 @@
             </w:pPr>
             <w:proofErr w:type="spellStart"/>
             <w:r>
-              <w:lastRenderedPageBreak/>
               <w:t>Category_ID</w:t>
             </w:r>
             <w:proofErr w:type="spellEnd"/>
@@ -6524,11 +7227,14 @@
         </w:rPr>
       </w:pPr>
       <w:r>
+        <w:br/>
+      </w:r>
+      <w:r>
         <w:rPr>
           <w:b/>
           <w:bCs/>
         </w:rPr>
-        <w:t>Point</w:t>
+        <w:t>Date</w:t>
       </w:r>
       <w:r>
         <w:rPr>
@@ -6538,15 +7244,8 @@
         <w:t xml:space="preserve"> Dimension</w:t>
       </w:r>
       <w:r>
-        <w:rPr>
-          <w:b/>
-          <w:bCs/>
-        </w:rPr>
-        <w:t xml:space="preserve"> (Not Dimension, but part of the employee dimension)</w:t>
-      </w:r>
-      <w:r>
         <w:br/>
-        <w:t>Describes the hierarchical geographic details of where transactions occur, from country to specific outlet.</w:t>
+        <w:t>Describes the temporal aspects of transactions, such as dates and periods.</w:t>
       </w:r>
     </w:p>
     <w:tbl>
@@ -6662,7 +7361,7 @@
             </w:pPr>
             <w:proofErr w:type="spellStart"/>
             <w:r>
-              <w:t>Point_ID</w:t>
+              <w:t>Date_ID</w:t>
             </w:r>
             <w:proofErr w:type="spellEnd"/>
           </w:p>
@@ -6687,7 +7386,7 @@
               <w:t xml:space="preserve">Unique identifier for </w:t>
             </w:r>
             <w:r>
-              <w:t>point, PK</w:t>
+              <w:t>date, PK</w:t>
             </w:r>
           </w:p>
         </w:tc>
@@ -6708,7 +7407,7 @@
               <w:ind w:left="360"/>
             </w:pPr>
             <w:r>
-              <w:t>BIGINT</w:t>
+              <w:t>Date</w:t>
             </w:r>
           </w:p>
         </w:tc>
@@ -6735,10 +7434,7 @@
             </w:pPr>
             <w:proofErr w:type="spellStart"/>
             <w:r>
-              <w:t>Point_</w:t>
-            </w:r>
-            <w:r>
-              <w:t>Name</w:t>
+              <w:t>Day_of_week</w:t>
             </w:r>
             <w:proofErr w:type="spellEnd"/>
           </w:p>
@@ -6760,10 +7456,7 @@
               <w:ind w:left="360"/>
             </w:pPr>
             <w:r>
-              <w:t xml:space="preserve">Name of the </w:t>
-            </w:r>
-            <w:r>
-              <w:t xml:space="preserve">point, NOT NULL </w:t>
+              <w:t>Day of the week, NOT NULL</w:t>
             </w:r>
           </w:p>
         </w:tc>
@@ -6813,11 +7506,9 @@
               <w:pStyle w:val="a2"/>
               <w:ind w:left="360"/>
             </w:pPr>
-            <w:proofErr w:type="spellStart"/>
-            <w:r>
-              <w:t>Address_ID</w:t>
-            </w:r>
-            <w:proofErr w:type="spellEnd"/>
+            <w:r>
+              <w:t>Month</w:t>
+            </w:r>
           </w:p>
         </w:tc>
         <w:tc>
@@ -6836,10 +7527,7 @@
               <w:ind w:left="360"/>
             </w:pPr>
             <w:r>
-              <w:t xml:space="preserve">Unique identifier for </w:t>
-            </w:r>
-            <w:r>
-              <w:t>address, NOT NULL</w:t>
+              <w:t>Month, NOT NULL</w:t>
             </w:r>
           </w:p>
         </w:tc>
@@ -6858,8 +7546,13 @@
               <w:pStyle w:val="a2"/>
               <w:ind w:left="360"/>
             </w:pPr>
-            <w:r>
-              <w:t>BIGINT</w:t>
+            <w:proofErr w:type="gramStart"/>
+            <w:r>
+              <w:t>Varchar(</w:t>
+            </w:r>
+            <w:proofErr w:type="gramEnd"/>
+            <w:r>
+              <w:t>64)</w:t>
             </w:r>
           </w:p>
         </w:tc>
@@ -6884,7 +7577,7 @@
               <w:ind w:left="360"/>
             </w:pPr>
             <w:r>
-              <w:t>Address</w:t>
+              <w:t>Week</w:t>
             </w:r>
           </w:p>
         </w:tc>
@@ -6904,7 +7597,7 @@
               <w:ind w:left="360"/>
             </w:pPr>
             <w:r>
-              <w:t>Address, NOT NULL</w:t>
+              <w:t>Week number of the year, NOT NULL</w:t>
             </w:r>
           </w:p>
         </w:tc>
@@ -6923,13 +7616,8 @@
               <w:pStyle w:val="a2"/>
               <w:ind w:left="360"/>
             </w:pPr>
-            <w:proofErr w:type="gramStart"/>
-            <w:r>
-              <w:t>Varchar(</w:t>
-            </w:r>
-            <w:proofErr w:type="gramEnd"/>
-            <w:r>
-              <w:t>64)</w:t>
+            <w:r>
+              <w:t>INT</w:t>
             </w:r>
           </w:p>
         </w:tc>
@@ -6955,7 +7643,7 @@
             </w:pPr>
             <w:proofErr w:type="spellStart"/>
             <w:r>
-              <w:t>City_ID</w:t>
+              <w:t>Qaurter</w:t>
             </w:r>
             <w:proofErr w:type="spellEnd"/>
           </w:p>
@@ -6976,19 +7664,7 @@
               <w:ind w:left="360"/>
             </w:pPr>
             <w:r>
-              <w:t>I</w:t>
-            </w:r>
-            <w:r>
-              <w:t xml:space="preserve">dentifier </w:t>
-            </w:r>
-            <w:r>
-              <w:t>of</w:t>
-            </w:r>
-            <w:r>
-              <w:t xml:space="preserve"> </w:t>
-            </w:r>
-            <w:r>
-              <w:t>city, NOT NULL</w:t>
+              <w:t>Quarter of the year, NOT NULL</w:t>
             </w:r>
           </w:p>
         </w:tc>
@@ -7008,7 +7684,7 @@
               <w:ind w:left="360"/>
             </w:pPr>
             <w:r>
-              <w:t>BIGINT</w:t>
+              <w:t>INT</w:t>
             </w:r>
           </w:p>
         </w:tc>
@@ -7032,1153 +7708,8 @@
               <w:pStyle w:val="a2"/>
               <w:ind w:left="360"/>
             </w:pPr>
-            <w:proofErr w:type="spellStart"/>
-            <w:r>
-              <w:t>City_Name</w:t>
-            </w:r>
-            <w:proofErr w:type="spellEnd"/>
-          </w:p>
-        </w:tc>
-        <w:tc>
-          <w:tcPr>
-            <w:tcW w:w="3330" w:type="dxa"/>
-            <w:tcBorders>
-              <w:top w:val="single" w:sz="4" w:space="0" w:color="76CDD8"/>
-              <w:left w:val="single" w:sz="4" w:space="0" w:color="76CDD8"/>
-              <w:bottom w:val="single" w:sz="4" w:space="0" w:color="76CDD8"/>
-              <w:right w:val="single" w:sz="4" w:space="0" w:color="76CDD8"/>
-            </w:tcBorders>
-          </w:tcPr>
-          <w:p>
-            <w:pPr>
-              <w:pStyle w:val="a2"/>
-              <w:ind w:left="360"/>
-            </w:pPr>
-            <w:r>
-              <w:t>Name of the city, NOT NULL</w:t>
-            </w:r>
-          </w:p>
-        </w:tc>
-        <w:tc>
-          <w:tcPr>
-            <w:tcW w:w="2790" w:type="dxa"/>
-            <w:tcBorders>
-              <w:top w:val="single" w:sz="4" w:space="0" w:color="76CDD8"/>
-              <w:left w:val="single" w:sz="4" w:space="0" w:color="76CDD8"/>
-              <w:bottom w:val="single" w:sz="4" w:space="0" w:color="76CDD8"/>
-              <w:right w:val="single" w:sz="4" w:space="0" w:color="76CDD8"/>
-            </w:tcBorders>
-          </w:tcPr>
-          <w:p>
-            <w:pPr>
-              <w:pStyle w:val="a2"/>
-              <w:ind w:left="360"/>
-            </w:pPr>
-            <w:proofErr w:type="gramStart"/>
-            <w:r>
-              <w:t>Varchar(</w:t>
-            </w:r>
-            <w:proofErr w:type="gramEnd"/>
-            <w:r>
-              <w:t>64)</w:t>
-            </w:r>
-          </w:p>
-        </w:tc>
-      </w:tr>
-      <w:tr>
-        <w:trPr>
-          <w:trHeight w:val="432"/>
-        </w:trPr>
-        <w:tc>
-          <w:tcPr>
-            <w:tcW w:w="3073" w:type="dxa"/>
-            <w:tcBorders>
-              <w:top w:val="single" w:sz="4" w:space="0" w:color="76CDD8"/>
-              <w:left w:val="single" w:sz="4" w:space="0" w:color="76CDD8"/>
-              <w:bottom w:val="single" w:sz="4" w:space="0" w:color="76CDD8"/>
-              <w:right w:val="single" w:sz="4" w:space="0" w:color="76CDD8"/>
-            </w:tcBorders>
-          </w:tcPr>
-          <w:p>
-            <w:pPr>
-              <w:pStyle w:val="a2"/>
-              <w:ind w:left="360"/>
-            </w:pPr>
-            <w:proofErr w:type="spellStart"/>
-            <w:r>
-              <w:t>Country_ID</w:t>
-            </w:r>
-            <w:proofErr w:type="spellEnd"/>
-          </w:p>
-        </w:tc>
-        <w:tc>
-          <w:tcPr>
-            <w:tcW w:w="3330" w:type="dxa"/>
-            <w:tcBorders>
-              <w:top w:val="single" w:sz="4" w:space="0" w:color="76CDD8"/>
-              <w:left w:val="single" w:sz="4" w:space="0" w:color="76CDD8"/>
-              <w:bottom w:val="single" w:sz="4" w:space="0" w:color="76CDD8"/>
-              <w:right w:val="single" w:sz="4" w:space="0" w:color="76CDD8"/>
-            </w:tcBorders>
-          </w:tcPr>
-          <w:p>
-            <w:pPr>
-              <w:pStyle w:val="a2"/>
-              <w:ind w:left="360"/>
-            </w:pPr>
-            <w:r>
-              <w:t>I</w:t>
-            </w:r>
-            <w:r>
-              <w:t>dentifier</w:t>
-            </w:r>
-            <w:r>
-              <w:t xml:space="preserve"> of country, NOT NULL</w:t>
-            </w:r>
-          </w:p>
-        </w:tc>
-        <w:tc>
-          <w:tcPr>
-            <w:tcW w:w="2790" w:type="dxa"/>
-            <w:tcBorders>
-              <w:top w:val="single" w:sz="4" w:space="0" w:color="76CDD8"/>
-              <w:left w:val="single" w:sz="4" w:space="0" w:color="76CDD8"/>
-              <w:bottom w:val="single" w:sz="4" w:space="0" w:color="76CDD8"/>
-              <w:right w:val="single" w:sz="4" w:space="0" w:color="76CDD8"/>
-            </w:tcBorders>
-          </w:tcPr>
-          <w:p>
-            <w:pPr>
-              <w:pStyle w:val="a2"/>
-              <w:ind w:left="360"/>
-            </w:pPr>
-            <w:r>
-              <w:t>BIGINT</w:t>
-            </w:r>
-          </w:p>
-        </w:tc>
-      </w:tr>
-      <w:tr>
-        <w:trPr>
-          <w:trHeight w:val="432"/>
-        </w:trPr>
-        <w:tc>
-          <w:tcPr>
-            <w:tcW w:w="3073" w:type="dxa"/>
-            <w:tcBorders>
-              <w:top w:val="single" w:sz="4" w:space="0" w:color="76CDD8"/>
-              <w:left w:val="single" w:sz="4" w:space="0" w:color="76CDD8"/>
-              <w:bottom w:val="single" w:sz="4" w:space="0" w:color="76CDD8"/>
-              <w:right w:val="single" w:sz="4" w:space="0" w:color="76CDD8"/>
-            </w:tcBorders>
-          </w:tcPr>
-          <w:p>
-            <w:pPr>
-              <w:pStyle w:val="a2"/>
-              <w:ind w:left="360"/>
-            </w:pPr>
-            <w:proofErr w:type="spellStart"/>
-            <w:r>
-              <w:t>Country_Name</w:t>
-            </w:r>
-            <w:proofErr w:type="spellEnd"/>
-          </w:p>
-        </w:tc>
-        <w:tc>
-          <w:tcPr>
-            <w:tcW w:w="3330" w:type="dxa"/>
-            <w:tcBorders>
-              <w:top w:val="single" w:sz="4" w:space="0" w:color="76CDD8"/>
-              <w:left w:val="single" w:sz="4" w:space="0" w:color="76CDD8"/>
-              <w:bottom w:val="single" w:sz="4" w:space="0" w:color="76CDD8"/>
-              <w:right w:val="single" w:sz="4" w:space="0" w:color="76CDD8"/>
-            </w:tcBorders>
-          </w:tcPr>
-          <w:p>
-            <w:pPr>
-              <w:pStyle w:val="a2"/>
-              <w:ind w:left="360"/>
-            </w:pPr>
-            <w:r>
-              <w:t>Name of the Country, NOT NULL</w:t>
-            </w:r>
-          </w:p>
-        </w:tc>
-        <w:tc>
-          <w:tcPr>
-            <w:tcW w:w="2790" w:type="dxa"/>
-            <w:tcBorders>
-              <w:top w:val="single" w:sz="4" w:space="0" w:color="76CDD8"/>
-              <w:left w:val="single" w:sz="4" w:space="0" w:color="76CDD8"/>
-              <w:bottom w:val="single" w:sz="4" w:space="0" w:color="76CDD8"/>
-              <w:right w:val="single" w:sz="4" w:space="0" w:color="76CDD8"/>
-            </w:tcBorders>
-          </w:tcPr>
-          <w:p>
-            <w:pPr>
-              <w:pStyle w:val="a2"/>
-              <w:ind w:left="360"/>
-            </w:pPr>
-            <w:proofErr w:type="gramStart"/>
-            <w:r>
-              <w:t>Varchar(</w:t>
-            </w:r>
-            <w:proofErr w:type="gramEnd"/>
-            <w:r>
-              <w:t>64)</w:t>
-            </w:r>
-          </w:p>
-        </w:tc>
-      </w:tr>
-    </w:tbl>
-    <w:p>
-      <w:pPr>
-        <w:pStyle w:val="a2"/>
-        <w:ind w:left="360"/>
-      </w:pPr>
-    </w:p>
-    <w:p>
-      <w:pPr>
-        <w:pStyle w:val="a2"/>
-        <w:ind w:left="360"/>
-      </w:pPr>
-      <w:r>
-        <w:t>Example with filled data</w:t>
-      </w:r>
-    </w:p>
-    <w:p>
-      <w:pPr>
-        <w:pStyle w:val="a2"/>
-        <w:ind w:left="360"/>
-      </w:pPr>
-    </w:p>
-    <w:tbl>
-      <w:tblPr>
-        <w:tblW w:w="0" w:type="auto"/>
-        <w:tblInd w:w="-5" w:type="dxa"/>
-        <w:tblBorders>
-          <w:top w:val="single" w:sz="4" w:space="0" w:color="76CDD8"/>
-          <w:left w:val="single" w:sz="4" w:space="0" w:color="76CDD8"/>
-          <w:bottom w:val="single" w:sz="4" w:space="0" w:color="76CDD8"/>
-          <w:right w:val="single" w:sz="4" w:space="0" w:color="76CDD8"/>
-          <w:insideH w:val="single" w:sz="4" w:space="0" w:color="76CDD8"/>
-          <w:insideV w:val="single" w:sz="4" w:space="0" w:color="76CDD8"/>
-        </w:tblBorders>
-        <w:tblLayout w:type="fixed"/>
-        <w:tblLook w:val="04A0" w:firstRow="1" w:lastRow="0" w:firstColumn="1" w:lastColumn="0" w:noHBand="0" w:noVBand="1"/>
-      </w:tblPr>
-      <w:tblGrid>
-        <w:gridCol w:w="2302"/>
-        <w:gridCol w:w="2302"/>
-        <w:gridCol w:w="2302"/>
-        <w:gridCol w:w="2302"/>
-      </w:tblGrid>
-      <w:tr>
-        <w:trPr>
-          <w:trHeight w:val="292"/>
-        </w:trPr>
-        <w:tc>
-          <w:tcPr>
-            <w:tcW w:w="2302" w:type="dxa"/>
-            <w:tcBorders>
-              <w:top w:val="single" w:sz="4" w:space="0" w:color="76CDD8"/>
-              <w:left w:val="single" w:sz="4" w:space="0" w:color="76CDD8"/>
-              <w:bottom w:val="single" w:sz="4" w:space="0" w:color="76CDD8"/>
-              <w:right w:val="single" w:sz="4" w:space="0" w:color="76CDD8"/>
-            </w:tcBorders>
-            <w:shd w:val="clear" w:color="auto" w:fill="76CDD8"/>
-            <w:hideMark/>
-          </w:tcPr>
-          <w:p>
-            <w:pPr>
-              <w:pStyle w:val="a2"/>
-              <w:ind w:left="360"/>
-            </w:pPr>
-            <w:proofErr w:type="spellStart"/>
-            <w:r>
-              <w:t>Point_ID</w:t>
-            </w:r>
-            <w:proofErr w:type="spellEnd"/>
-          </w:p>
-        </w:tc>
-        <w:tc>
-          <w:tcPr>
-            <w:tcW w:w="2302" w:type="dxa"/>
-            <w:tcBorders>
-              <w:top w:val="single" w:sz="4" w:space="0" w:color="76CDD8"/>
-              <w:left w:val="single" w:sz="4" w:space="0" w:color="76CDD8"/>
-              <w:bottom w:val="single" w:sz="4" w:space="0" w:color="76CDD8"/>
-              <w:right w:val="single" w:sz="4" w:space="0" w:color="76CDD8"/>
-            </w:tcBorders>
-            <w:shd w:val="clear" w:color="auto" w:fill="76CDD8"/>
-            <w:hideMark/>
-          </w:tcPr>
-          <w:p>
-            <w:pPr>
-              <w:pStyle w:val="a2"/>
-              <w:ind w:left="360"/>
-            </w:pPr>
-            <w:proofErr w:type="spellStart"/>
-            <w:r>
-              <w:t>Point_Name</w:t>
-            </w:r>
-            <w:proofErr w:type="spellEnd"/>
-          </w:p>
-        </w:tc>
-        <w:tc>
-          <w:tcPr>
-            <w:tcW w:w="2302" w:type="dxa"/>
-            <w:tcBorders>
-              <w:top w:val="single" w:sz="4" w:space="0" w:color="76CDD8"/>
-              <w:left w:val="single" w:sz="4" w:space="0" w:color="76CDD8"/>
-              <w:bottom w:val="single" w:sz="4" w:space="0" w:color="76CDD8"/>
-              <w:right w:val="single" w:sz="4" w:space="0" w:color="76CDD8"/>
-            </w:tcBorders>
-            <w:shd w:val="clear" w:color="auto" w:fill="76CDD8"/>
-            <w:hideMark/>
-          </w:tcPr>
-          <w:p>
-            <w:pPr>
-              <w:pStyle w:val="a2"/>
-              <w:ind w:left="360"/>
-            </w:pPr>
-            <w:proofErr w:type="spellStart"/>
-            <w:r>
-              <w:t>Address_ID</w:t>
-            </w:r>
-            <w:proofErr w:type="spellEnd"/>
-          </w:p>
-        </w:tc>
-        <w:tc>
-          <w:tcPr>
-            <w:tcW w:w="2302" w:type="dxa"/>
-            <w:tcBorders>
-              <w:top w:val="single" w:sz="4" w:space="0" w:color="76CDD8"/>
-              <w:left w:val="single" w:sz="4" w:space="0" w:color="76CDD8"/>
-              <w:bottom w:val="single" w:sz="4" w:space="0" w:color="76CDD8"/>
-              <w:right w:val="single" w:sz="4" w:space="0" w:color="76CDD8"/>
-            </w:tcBorders>
-            <w:shd w:val="clear" w:color="auto" w:fill="76CDD8"/>
-            <w:hideMark/>
-          </w:tcPr>
-          <w:p>
-            <w:pPr>
-              <w:pStyle w:val="a2"/>
-              <w:ind w:left="360"/>
-            </w:pPr>
-            <w:r>
-              <w:t>Address</w:t>
-            </w:r>
-            <w:r>
-              <w:t xml:space="preserve"> </w:t>
-            </w:r>
-          </w:p>
-        </w:tc>
-      </w:tr>
-      <w:tr>
-        <w:trPr>
-          <w:trHeight w:val="432"/>
-        </w:trPr>
-        <w:tc>
-          <w:tcPr>
-            <w:tcW w:w="2302" w:type="dxa"/>
-            <w:tcBorders>
-              <w:top w:val="single" w:sz="4" w:space="0" w:color="76CDD8"/>
-              <w:left w:val="single" w:sz="4" w:space="0" w:color="76CDD8"/>
-              <w:bottom w:val="single" w:sz="4" w:space="0" w:color="76CDD8"/>
-              <w:right w:val="single" w:sz="4" w:space="0" w:color="76CDD8"/>
-            </w:tcBorders>
-            <w:hideMark/>
-          </w:tcPr>
-          <w:p>
-            <w:pPr>
-              <w:pStyle w:val="a2"/>
-              <w:ind w:left="360"/>
-            </w:pPr>
-            <w:r>
-              <w:t xml:space="preserve"> 1</w:t>
-            </w:r>
-          </w:p>
-        </w:tc>
-        <w:tc>
-          <w:tcPr>
-            <w:tcW w:w="2302" w:type="dxa"/>
-            <w:tcBorders>
-              <w:top w:val="single" w:sz="4" w:space="0" w:color="76CDD8"/>
-              <w:left w:val="single" w:sz="4" w:space="0" w:color="76CDD8"/>
-              <w:bottom w:val="single" w:sz="4" w:space="0" w:color="76CDD8"/>
-              <w:right w:val="single" w:sz="4" w:space="0" w:color="76CDD8"/>
-            </w:tcBorders>
-            <w:hideMark/>
-          </w:tcPr>
-          <w:p>
-            <w:pPr>
-              <w:pStyle w:val="a2"/>
-              <w:ind w:left="360"/>
-            </w:pPr>
-            <w:r>
-              <w:t>Balaji 1</w:t>
-            </w:r>
-          </w:p>
-        </w:tc>
-        <w:tc>
-          <w:tcPr>
-            <w:tcW w:w="2302" w:type="dxa"/>
-            <w:tcBorders>
-              <w:top w:val="single" w:sz="4" w:space="0" w:color="76CDD8"/>
-              <w:left w:val="single" w:sz="4" w:space="0" w:color="76CDD8"/>
-              <w:bottom w:val="single" w:sz="4" w:space="0" w:color="76CDD8"/>
-              <w:right w:val="single" w:sz="4" w:space="0" w:color="76CDD8"/>
-            </w:tcBorders>
-            <w:hideMark/>
-          </w:tcPr>
-          <w:p>
-            <w:pPr>
-              <w:pStyle w:val="a2"/>
-              <w:ind w:left="360"/>
-            </w:pPr>
-            <w:r>
-              <w:t>1</w:t>
-            </w:r>
-          </w:p>
-        </w:tc>
-        <w:tc>
-          <w:tcPr>
-            <w:tcW w:w="2302" w:type="dxa"/>
-            <w:tcBorders>
-              <w:top w:val="single" w:sz="4" w:space="0" w:color="76CDD8"/>
-              <w:left w:val="single" w:sz="4" w:space="0" w:color="76CDD8"/>
-              <w:bottom w:val="single" w:sz="4" w:space="0" w:color="76CDD8"/>
-              <w:right w:val="single" w:sz="4" w:space="0" w:color="76CDD8"/>
-            </w:tcBorders>
-            <w:hideMark/>
-          </w:tcPr>
-          <w:p>
-            <w:pPr>
-              <w:pStyle w:val="a2"/>
-              <w:ind w:left="360"/>
-            </w:pPr>
-            <w:r>
-              <w:t>Abay 99</w:t>
-            </w:r>
-          </w:p>
-        </w:tc>
-      </w:tr>
-    </w:tbl>
-    <w:p>
-      <w:pPr>
-        <w:pStyle w:val="a2"/>
-        <w:ind w:left="360"/>
-      </w:pPr>
-    </w:p>
-    <w:tbl>
-      <w:tblPr>
-        <w:tblW w:w="0" w:type="auto"/>
-        <w:tblInd w:w="-5" w:type="dxa"/>
-        <w:tblBorders>
-          <w:top w:val="single" w:sz="4" w:space="0" w:color="76CDD8"/>
-          <w:left w:val="single" w:sz="4" w:space="0" w:color="76CDD8"/>
-          <w:bottom w:val="single" w:sz="4" w:space="0" w:color="76CDD8"/>
-          <w:right w:val="single" w:sz="4" w:space="0" w:color="76CDD8"/>
-          <w:insideH w:val="single" w:sz="4" w:space="0" w:color="76CDD8"/>
-          <w:insideV w:val="single" w:sz="4" w:space="0" w:color="76CDD8"/>
-        </w:tblBorders>
-        <w:tblLayout w:type="fixed"/>
-        <w:tblLook w:val="04A0" w:firstRow="1" w:lastRow="0" w:firstColumn="1" w:lastColumn="0" w:noHBand="0" w:noVBand="1"/>
-      </w:tblPr>
-      <w:tblGrid>
-        <w:gridCol w:w="2302"/>
-        <w:gridCol w:w="2302"/>
-        <w:gridCol w:w="2302"/>
-        <w:gridCol w:w="2302"/>
-      </w:tblGrid>
-      <w:tr>
-        <w:trPr>
-          <w:trHeight w:val="292"/>
-        </w:trPr>
-        <w:tc>
-          <w:tcPr>
-            <w:tcW w:w="2302" w:type="dxa"/>
-            <w:tcBorders>
-              <w:top w:val="single" w:sz="4" w:space="0" w:color="76CDD8"/>
-              <w:left w:val="single" w:sz="4" w:space="0" w:color="76CDD8"/>
-              <w:bottom w:val="single" w:sz="4" w:space="0" w:color="76CDD8"/>
-              <w:right w:val="single" w:sz="4" w:space="0" w:color="76CDD8"/>
-            </w:tcBorders>
-            <w:shd w:val="clear" w:color="auto" w:fill="76CDD8"/>
-            <w:hideMark/>
-          </w:tcPr>
-          <w:p>
-            <w:pPr>
-              <w:pStyle w:val="a2"/>
-              <w:ind w:left="360"/>
-            </w:pPr>
-            <w:proofErr w:type="spellStart"/>
-            <w:r>
-              <w:t>City_ID</w:t>
-            </w:r>
-            <w:proofErr w:type="spellEnd"/>
-          </w:p>
-        </w:tc>
-        <w:tc>
-          <w:tcPr>
-            <w:tcW w:w="2302" w:type="dxa"/>
-            <w:tcBorders>
-              <w:top w:val="single" w:sz="4" w:space="0" w:color="76CDD8"/>
-              <w:left w:val="single" w:sz="4" w:space="0" w:color="76CDD8"/>
-              <w:bottom w:val="single" w:sz="4" w:space="0" w:color="76CDD8"/>
-              <w:right w:val="single" w:sz="4" w:space="0" w:color="76CDD8"/>
-            </w:tcBorders>
-            <w:shd w:val="clear" w:color="auto" w:fill="76CDD8"/>
-            <w:hideMark/>
-          </w:tcPr>
-          <w:p>
-            <w:pPr>
-              <w:pStyle w:val="a2"/>
-              <w:ind w:left="360"/>
-            </w:pPr>
-            <w:proofErr w:type="spellStart"/>
-            <w:r>
-              <w:t>City_Name</w:t>
-            </w:r>
-            <w:proofErr w:type="spellEnd"/>
-          </w:p>
-        </w:tc>
-        <w:tc>
-          <w:tcPr>
-            <w:tcW w:w="2302" w:type="dxa"/>
-            <w:tcBorders>
-              <w:top w:val="single" w:sz="4" w:space="0" w:color="76CDD8"/>
-              <w:left w:val="single" w:sz="4" w:space="0" w:color="76CDD8"/>
-              <w:bottom w:val="single" w:sz="4" w:space="0" w:color="76CDD8"/>
-              <w:right w:val="single" w:sz="4" w:space="0" w:color="76CDD8"/>
-            </w:tcBorders>
-            <w:shd w:val="clear" w:color="auto" w:fill="76CDD8"/>
-            <w:hideMark/>
-          </w:tcPr>
-          <w:p>
-            <w:pPr>
-              <w:pStyle w:val="a2"/>
-              <w:ind w:left="360"/>
-            </w:pPr>
-            <w:proofErr w:type="spellStart"/>
-            <w:r>
-              <w:t>Country_ID</w:t>
-            </w:r>
-            <w:proofErr w:type="spellEnd"/>
-          </w:p>
-        </w:tc>
-        <w:tc>
-          <w:tcPr>
-            <w:tcW w:w="2302" w:type="dxa"/>
-            <w:tcBorders>
-              <w:top w:val="single" w:sz="4" w:space="0" w:color="76CDD8"/>
-              <w:left w:val="single" w:sz="4" w:space="0" w:color="76CDD8"/>
-              <w:bottom w:val="single" w:sz="4" w:space="0" w:color="76CDD8"/>
-              <w:right w:val="single" w:sz="4" w:space="0" w:color="76CDD8"/>
-            </w:tcBorders>
-            <w:shd w:val="clear" w:color="auto" w:fill="76CDD8"/>
-            <w:hideMark/>
-          </w:tcPr>
-          <w:p>
-            <w:pPr>
-              <w:pStyle w:val="a2"/>
-              <w:ind w:left="360"/>
-            </w:pPr>
-            <w:proofErr w:type="spellStart"/>
-            <w:r>
-              <w:t>Country_Name</w:t>
-            </w:r>
-            <w:proofErr w:type="spellEnd"/>
-            <w:r>
-              <w:t xml:space="preserve"> </w:t>
-            </w:r>
-          </w:p>
-        </w:tc>
-      </w:tr>
-      <w:tr>
-        <w:trPr>
-          <w:trHeight w:val="432"/>
-        </w:trPr>
-        <w:tc>
-          <w:tcPr>
-            <w:tcW w:w="2302" w:type="dxa"/>
-            <w:tcBorders>
-              <w:top w:val="single" w:sz="4" w:space="0" w:color="76CDD8"/>
-              <w:left w:val="single" w:sz="4" w:space="0" w:color="76CDD8"/>
-              <w:bottom w:val="single" w:sz="4" w:space="0" w:color="76CDD8"/>
-              <w:right w:val="single" w:sz="4" w:space="0" w:color="76CDD8"/>
-            </w:tcBorders>
-            <w:hideMark/>
-          </w:tcPr>
-          <w:p>
-            <w:pPr>
-              <w:pStyle w:val="a2"/>
-              <w:ind w:left="360"/>
-            </w:pPr>
-            <w:r>
-              <w:t xml:space="preserve"> 1</w:t>
-            </w:r>
-          </w:p>
-        </w:tc>
-        <w:tc>
-          <w:tcPr>
-            <w:tcW w:w="2302" w:type="dxa"/>
-            <w:tcBorders>
-              <w:top w:val="single" w:sz="4" w:space="0" w:color="76CDD8"/>
-              <w:left w:val="single" w:sz="4" w:space="0" w:color="76CDD8"/>
-              <w:bottom w:val="single" w:sz="4" w:space="0" w:color="76CDD8"/>
-              <w:right w:val="single" w:sz="4" w:space="0" w:color="76CDD8"/>
-            </w:tcBorders>
-            <w:hideMark/>
-          </w:tcPr>
-          <w:p>
-            <w:pPr>
-              <w:pStyle w:val="a2"/>
-              <w:ind w:left="360"/>
-            </w:pPr>
-            <w:r>
-              <w:t>Almaty</w:t>
-            </w:r>
-          </w:p>
-        </w:tc>
-        <w:tc>
-          <w:tcPr>
-            <w:tcW w:w="2302" w:type="dxa"/>
-            <w:tcBorders>
-              <w:top w:val="single" w:sz="4" w:space="0" w:color="76CDD8"/>
-              <w:left w:val="single" w:sz="4" w:space="0" w:color="76CDD8"/>
-              <w:bottom w:val="single" w:sz="4" w:space="0" w:color="76CDD8"/>
-              <w:right w:val="single" w:sz="4" w:space="0" w:color="76CDD8"/>
-            </w:tcBorders>
-            <w:hideMark/>
-          </w:tcPr>
-          <w:p>
-            <w:pPr>
-              <w:pStyle w:val="a2"/>
-              <w:ind w:left="360"/>
-            </w:pPr>
-            <w:r>
-              <w:t>1</w:t>
-            </w:r>
-          </w:p>
-        </w:tc>
-        <w:tc>
-          <w:tcPr>
-            <w:tcW w:w="2302" w:type="dxa"/>
-            <w:tcBorders>
-              <w:top w:val="single" w:sz="4" w:space="0" w:color="76CDD8"/>
-              <w:left w:val="single" w:sz="4" w:space="0" w:color="76CDD8"/>
-              <w:bottom w:val="single" w:sz="4" w:space="0" w:color="76CDD8"/>
-              <w:right w:val="single" w:sz="4" w:space="0" w:color="76CDD8"/>
-            </w:tcBorders>
-            <w:hideMark/>
-          </w:tcPr>
-          <w:p>
-            <w:pPr>
-              <w:pStyle w:val="a2"/>
-              <w:ind w:left="360"/>
-            </w:pPr>
-            <w:r>
-              <w:t>Kazakhstan</w:t>
-            </w:r>
-          </w:p>
-        </w:tc>
-      </w:tr>
-    </w:tbl>
-    <w:p>
-      <w:pPr>
-        <w:pStyle w:val="a2"/>
-        <w:ind w:left="360"/>
-        <w:rPr>
-          <w:sz w:val="28"/>
-          <w:szCs w:val="28"/>
-        </w:rPr>
-      </w:pPr>
-      <w:r>
-        <w:br/>
-      </w:r>
-      <w:r>
-        <w:rPr>
-          <w:b/>
-          <w:bCs/>
-        </w:rPr>
-        <w:t>Date</w:t>
-      </w:r>
-      <w:r>
-        <w:rPr>
-          <w:b/>
-          <w:bCs/>
-        </w:rPr>
-        <w:t xml:space="preserve"> Dimension</w:t>
-      </w:r>
-      <w:r>
-        <w:br/>
-        <w:t>Describes the temporal aspects of transactions, such as dates and periods.</w:t>
-      </w:r>
-    </w:p>
-    <w:tbl>
-      <w:tblPr>
-        <w:tblW w:w="0" w:type="auto"/>
-        <w:tblInd w:w="-5" w:type="dxa"/>
-        <w:tblBorders>
-          <w:top w:val="single" w:sz="4" w:space="0" w:color="76CDD8"/>
-          <w:left w:val="single" w:sz="4" w:space="0" w:color="76CDD8"/>
-          <w:bottom w:val="single" w:sz="4" w:space="0" w:color="76CDD8"/>
-          <w:right w:val="single" w:sz="4" w:space="0" w:color="76CDD8"/>
-          <w:insideH w:val="single" w:sz="4" w:space="0" w:color="76CDD8"/>
-          <w:insideV w:val="single" w:sz="4" w:space="0" w:color="76CDD8"/>
-        </w:tblBorders>
-        <w:tblLayout w:type="fixed"/>
-        <w:tblLook w:val="04A0" w:firstRow="1" w:lastRow="0" w:firstColumn="1" w:lastColumn="0" w:noHBand="0" w:noVBand="1"/>
-      </w:tblPr>
-      <w:tblGrid>
-        <w:gridCol w:w="3073"/>
-        <w:gridCol w:w="3330"/>
-        <w:gridCol w:w="2790"/>
-      </w:tblGrid>
-      <w:tr>
-        <w:trPr>
-          <w:trHeight w:val="292"/>
-        </w:trPr>
-        <w:tc>
-          <w:tcPr>
-            <w:tcW w:w="3073" w:type="dxa"/>
-            <w:tcBorders>
-              <w:top w:val="single" w:sz="4" w:space="0" w:color="76CDD8"/>
-              <w:left w:val="single" w:sz="4" w:space="0" w:color="76CDD8"/>
-              <w:bottom w:val="single" w:sz="4" w:space="0" w:color="76CDD8"/>
-              <w:right w:val="single" w:sz="4" w:space="0" w:color="76CDD8"/>
-            </w:tcBorders>
-            <w:shd w:val="clear" w:color="auto" w:fill="76CDD8"/>
-            <w:hideMark/>
-          </w:tcPr>
-          <w:p>
-            <w:pPr>
-              <w:pStyle w:val="a2"/>
-              <w:ind w:left="360"/>
-            </w:pPr>
-            <w:r>
-              <w:t xml:space="preserve">Column name </w:t>
-            </w:r>
-          </w:p>
-        </w:tc>
-        <w:tc>
-          <w:tcPr>
-            <w:tcW w:w="3330" w:type="dxa"/>
-            <w:tcBorders>
-              <w:top w:val="single" w:sz="4" w:space="0" w:color="76CDD8"/>
-              <w:left w:val="single" w:sz="4" w:space="0" w:color="76CDD8"/>
-              <w:bottom w:val="single" w:sz="4" w:space="0" w:color="76CDD8"/>
-              <w:right w:val="single" w:sz="4" w:space="0" w:color="76CDD8"/>
-            </w:tcBorders>
-            <w:shd w:val="clear" w:color="auto" w:fill="76CDD8"/>
-            <w:hideMark/>
-          </w:tcPr>
-          <w:p>
-            <w:pPr>
-              <w:pStyle w:val="a2"/>
-              <w:ind w:left="360"/>
-            </w:pPr>
-            <w:r>
-              <w:t xml:space="preserve">Description </w:t>
-            </w:r>
-          </w:p>
-        </w:tc>
-        <w:tc>
-          <w:tcPr>
-            <w:tcW w:w="2790" w:type="dxa"/>
-            <w:tcBorders>
-              <w:top w:val="single" w:sz="4" w:space="0" w:color="76CDD8"/>
-              <w:left w:val="single" w:sz="4" w:space="0" w:color="76CDD8"/>
-              <w:bottom w:val="single" w:sz="4" w:space="0" w:color="76CDD8"/>
-              <w:right w:val="single" w:sz="4" w:space="0" w:color="76CDD8"/>
-            </w:tcBorders>
-            <w:shd w:val="clear" w:color="auto" w:fill="76CDD8"/>
-            <w:hideMark/>
-          </w:tcPr>
-          <w:p>
-            <w:pPr>
-              <w:pStyle w:val="a2"/>
-              <w:ind w:left="360"/>
-            </w:pPr>
-            <w:r>
-              <w:t xml:space="preserve">Data Type </w:t>
-            </w:r>
-          </w:p>
-        </w:tc>
-      </w:tr>
-      <w:tr>
-        <w:trPr>
-          <w:trHeight w:val="432"/>
-        </w:trPr>
-        <w:tc>
-          <w:tcPr>
-            <w:tcW w:w="3073" w:type="dxa"/>
-            <w:tcBorders>
-              <w:top w:val="single" w:sz="4" w:space="0" w:color="76CDD8"/>
-              <w:left w:val="single" w:sz="4" w:space="0" w:color="76CDD8"/>
-              <w:bottom w:val="single" w:sz="4" w:space="0" w:color="76CDD8"/>
-              <w:right w:val="single" w:sz="4" w:space="0" w:color="76CDD8"/>
-            </w:tcBorders>
-            <w:hideMark/>
-          </w:tcPr>
-          <w:p>
-            <w:pPr>
-              <w:pStyle w:val="a2"/>
-              <w:ind w:left="360"/>
-            </w:pPr>
-            <w:proofErr w:type="spellStart"/>
-            <w:r>
-              <w:t>Date_ID</w:t>
-            </w:r>
-            <w:proofErr w:type="spellEnd"/>
-          </w:p>
-        </w:tc>
-        <w:tc>
-          <w:tcPr>
-            <w:tcW w:w="3330" w:type="dxa"/>
-            <w:tcBorders>
-              <w:top w:val="single" w:sz="4" w:space="0" w:color="76CDD8"/>
-              <w:left w:val="single" w:sz="4" w:space="0" w:color="76CDD8"/>
-              <w:bottom w:val="single" w:sz="4" w:space="0" w:color="76CDD8"/>
-              <w:right w:val="single" w:sz="4" w:space="0" w:color="76CDD8"/>
-            </w:tcBorders>
-            <w:hideMark/>
-          </w:tcPr>
-          <w:p>
-            <w:pPr>
-              <w:pStyle w:val="a2"/>
-              <w:ind w:left="360"/>
-            </w:pPr>
-            <w:r>
-              <w:t xml:space="preserve">Unique identifier for </w:t>
-            </w:r>
-            <w:r>
-              <w:t>date, PK</w:t>
-            </w:r>
-          </w:p>
-        </w:tc>
-        <w:tc>
-          <w:tcPr>
-            <w:tcW w:w="2790" w:type="dxa"/>
-            <w:tcBorders>
-              <w:top w:val="single" w:sz="4" w:space="0" w:color="76CDD8"/>
-              <w:left w:val="single" w:sz="4" w:space="0" w:color="76CDD8"/>
-              <w:bottom w:val="single" w:sz="4" w:space="0" w:color="76CDD8"/>
-              <w:right w:val="single" w:sz="4" w:space="0" w:color="76CDD8"/>
-            </w:tcBorders>
-            <w:hideMark/>
-          </w:tcPr>
-          <w:p>
-            <w:pPr>
-              <w:pStyle w:val="a2"/>
-              <w:ind w:left="360"/>
-            </w:pPr>
-            <w:r>
-              <w:t>Date</w:t>
-            </w:r>
-          </w:p>
-        </w:tc>
-      </w:tr>
-      <w:tr>
-        <w:trPr>
-          <w:trHeight w:val="432"/>
-        </w:trPr>
-        <w:tc>
-          <w:tcPr>
-            <w:tcW w:w="3073" w:type="dxa"/>
-            <w:tcBorders>
-              <w:top w:val="single" w:sz="4" w:space="0" w:color="76CDD8"/>
-              <w:left w:val="single" w:sz="4" w:space="0" w:color="76CDD8"/>
-              <w:bottom w:val="single" w:sz="4" w:space="0" w:color="76CDD8"/>
-              <w:right w:val="single" w:sz="4" w:space="0" w:color="76CDD8"/>
-            </w:tcBorders>
-            <w:hideMark/>
-          </w:tcPr>
-          <w:p>
-            <w:pPr>
-              <w:pStyle w:val="a2"/>
-              <w:ind w:left="360"/>
-            </w:pPr>
-            <w:proofErr w:type="spellStart"/>
-            <w:r>
-              <w:t>Day_of_week</w:t>
-            </w:r>
-            <w:proofErr w:type="spellEnd"/>
-          </w:p>
-        </w:tc>
-        <w:tc>
-          <w:tcPr>
-            <w:tcW w:w="3330" w:type="dxa"/>
-            <w:tcBorders>
-              <w:top w:val="single" w:sz="4" w:space="0" w:color="76CDD8"/>
-              <w:left w:val="single" w:sz="4" w:space="0" w:color="76CDD8"/>
-              <w:bottom w:val="single" w:sz="4" w:space="0" w:color="76CDD8"/>
-              <w:right w:val="single" w:sz="4" w:space="0" w:color="76CDD8"/>
-            </w:tcBorders>
-            <w:hideMark/>
-          </w:tcPr>
-          <w:p>
-            <w:pPr>
-              <w:pStyle w:val="a2"/>
-              <w:ind w:left="360"/>
-            </w:pPr>
-            <w:r>
-              <w:t>Day of the week, NOT NULL</w:t>
-            </w:r>
-          </w:p>
-        </w:tc>
-        <w:tc>
-          <w:tcPr>
-            <w:tcW w:w="2790" w:type="dxa"/>
-            <w:tcBorders>
-              <w:top w:val="single" w:sz="4" w:space="0" w:color="76CDD8"/>
-              <w:left w:val="single" w:sz="4" w:space="0" w:color="76CDD8"/>
-              <w:bottom w:val="single" w:sz="4" w:space="0" w:color="76CDD8"/>
-              <w:right w:val="single" w:sz="4" w:space="0" w:color="76CDD8"/>
-            </w:tcBorders>
-            <w:hideMark/>
-          </w:tcPr>
-          <w:p>
-            <w:pPr>
-              <w:pStyle w:val="a2"/>
-              <w:ind w:left="360"/>
-            </w:pPr>
-            <w:proofErr w:type="gramStart"/>
-            <w:r>
-              <w:t>Varchar(</w:t>
-            </w:r>
-            <w:proofErr w:type="gramEnd"/>
-            <w:r>
-              <w:t>64)</w:t>
-            </w:r>
-          </w:p>
-        </w:tc>
-      </w:tr>
-      <w:tr>
-        <w:trPr>
-          <w:trHeight w:val="432"/>
-        </w:trPr>
-        <w:tc>
-          <w:tcPr>
-            <w:tcW w:w="3073" w:type="dxa"/>
-            <w:tcBorders>
-              <w:top w:val="single" w:sz="4" w:space="0" w:color="76CDD8"/>
-              <w:left w:val="single" w:sz="4" w:space="0" w:color="76CDD8"/>
-              <w:bottom w:val="single" w:sz="4" w:space="0" w:color="76CDD8"/>
-              <w:right w:val="single" w:sz="4" w:space="0" w:color="76CDD8"/>
-            </w:tcBorders>
-          </w:tcPr>
-          <w:p>
-            <w:pPr>
-              <w:pStyle w:val="a2"/>
-              <w:ind w:left="360"/>
-            </w:pPr>
-            <w:r>
-              <w:t>Month</w:t>
-            </w:r>
-          </w:p>
-        </w:tc>
-        <w:tc>
-          <w:tcPr>
-            <w:tcW w:w="3330" w:type="dxa"/>
-            <w:tcBorders>
-              <w:top w:val="single" w:sz="4" w:space="0" w:color="76CDD8"/>
-              <w:left w:val="single" w:sz="4" w:space="0" w:color="76CDD8"/>
-              <w:bottom w:val="single" w:sz="4" w:space="0" w:color="76CDD8"/>
-              <w:right w:val="single" w:sz="4" w:space="0" w:color="76CDD8"/>
-            </w:tcBorders>
-          </w:tcPr>
-          <w:p>
-            <w:pPr>
-              <w:pStyle w:val="a2"/>
-              <w:ind w:left="360"/>
-            </w:pPr>
-            <w:r>
-              <w:t>Month, NOT NULL</w:t>
-            </w:r>
-          </w:p>
-        </w:tc>
-        <w:tc>
-          <w:tcPr>
-            <w:tcW w:w="2790" w:type="dxa"/>
-            <w:tcBorders>
-              <w:top w:val="single" w:sz="4" w:space="0" w:color="76CDD8"/>
-              <w:left w:val="single" w:sz="4" w:space="0" w:color="76CDD8"/>
-              <w:bottom w:val="single" w:sz="4" w:space="0" w:color="76CDD8"/>
-              <w:right w:val="single" w:sz="4" w:space="0" w:color="76CDD8"/>
-            </w:tcBorders>
-          </w:tcPr>
-          <w:p>
-            <w:pPr>
-              <w:pStyle w:val="a2"/>
-              <w:ind w:left="360"/>
-            </w:pPr>
-            <w:proofErr w:type="gramStart"/>
-            <w:r>
-              <w:t>Varchar(</w:t>
-            </w:r>
-            <w:proofErr w:type="gramEnd"/>
-            <w:r>
-              <w:t>64)</w:t>
-            </w:r>
-          </w:p>
-        </w:tc>
-      </w:tr>
-      <w:tr>
-        <w:trPr>
-          <w:trHeight w:val="432"/>
-        </w:trPr>
-        <w:tc>
-          <w:tcPr>
-            <w:tcW w:w="3073" w:type="dxa"/>
-            <w:tcBorders>
-              <w:top w:val="single" w:sz="4" w:space="0" w:color="76CDD8"/>
-              <w:left w:val="single" w:sz="4" w:space="0" w:color="76CDD8"/>
-              <w:bottom w:val="single" w:sz="4" w:space="0" w:color="76CDD8"/>
-              <w:right w:val="single" w:sz="4" w:space="0" w:color="76CDD8"/>
-            </w:tcBorders>
-          </w:tcPr>
-          <w:p>
-            <w:pPr>
-              <w:pStyle w:val="a2"/>
-              <w:ind w:left="360"/>
-            </w:pPr>
             <w:r>
               <w:lastRenderedPageBreak/>
-              <w:t>Week</w:t>
-            </w:r>
-          </w:p>
-        </w:tc>
-        <w:tc>
-          <w:tcPr>
-            <w:tcW w:w="3330" w:type="dxa"/>
-            <w:tcBorders>
-              <w:top w:val="single" w:sz="4" w:space="0" w:color="76CDD8"/>
-              <w:left w:val="single" w:sz="4" w:space="0" w:color="76CDD8"/>
-              <w:bottom w:val="single" w:sz="4" w:space="0" w:color="76CDD8"/>
-              <w:right w:val="single" w:sz="4" w:space="0" w:color="76CDD8"/>
-            </w:tcBorders>
-          </w:tcPr>
-          <w:p>
-            <w:pPr>
-              <w:pStyle w:val="a2"/>
-              <w:ind w:left="360"/>
-            </w:pPr>
-            <w:r>
-              <w:t>Week number of the year, NOT NULL</w:t>
-            </w:r>
-          </w:p>
-        </w:tc>
-        <w:tc>
-          <w:tcPr>
-            <w:tcW w:w="2790" w:type="dxa"/>
-            <w:tcBorders>
-              <w:top w:val="single" w:sz="4" w:space="0" w:color="76CDD8"/>
-              <w:left w:val="single" w:sz="4" w:space="0" w:color="76CDD8"/>
-              <w:bottom w:val="single" w:sz="4" w:space="0" w:color="76CDD8"/>
-              <w:right w:val="single" w:sz="4" w:space="0" w:color="76CDD8"/>
-            </w:tcBorders>
-          </w:tcPr>
-          <w:p>
-            <w:pPr>
-              <w:pStyle w:val="a2"/>
-              <w:ind w:left="360"/>
-            </w:pPr>
-            <w:r>
-              <w:t>INT</w:t>
-            </w:r>
-          </w:p>
-        </w:tc>
-      </w:tr>
-      <w:tr>
-        <w:trPr>
-          <w:trHeight w:val="432"/>
-        </w:trPr>
-        <w:tc>
-          <w:tcPr>
-            <w:tcW w:w="3073" w:type="dxa"/>
-            <w:tcBorders>
-              <w:top w:val="single" w:sz="4" w:space="0" w:color="76CDD8"/>
-              <w:left w:val="single" w:sz="4" w:space="0" w:color="76CDD8"/>
-              <w:bottom w:val="single" w:sz="4" w:space="0" w:color="76CDD8"/>
-              <w:right w:val="single" w:sz="4" w:space="0" w:color="76CDD8"/>
-            </w:tcBorders>
-          </w:tcPr>
-          <w:p>
-            <w:pPr>
-              <w:pStyle w:val="a2"/>
-              <w:ind w:left="360"/>
-            </w:pPr>
-            <w:proofErr w:type="spellStart"/>
-            <w:r>
-              <w:t>Qaurter</w:t>
-            </w:r>
-            <w:proofErr w:type="spellEnd"/>
-          </w:p>
-        </w:tc>
-        <w:tc>
-          <w:tcPr>
-            <w:tcW w:w="3330" w:type="dxa"/>
-            <w:tcBorders>
-              <w:top w:val="single" w:sz="4" w:space="0" w:color="76CDD8"/>
-              <w:left w:val="single" w:sz="4" w:space="0" w:color="76CDD8"/>
-              <w:bottom w:val="single" w:sz="4" w:space="0" w:color="76CDD8"/>
-              <w:right w:val="single" w:sz="4" w:space="0" w:color="76CDD8"/>
-            </w:tcBorders>
-          </w:tcPr>
-          <w:p>
-            <w:pPr>
-              <w:pStyle w:val="a2"/>
-              <w:ind w:left="360"/>
-            </w:pPr>
-            <w:r>
-              <w:t>Quarter of the year, NOT NULL</w:t>
-            </w:r>
-          </w:p>
-        </w:tc>
-        <w:tc>
-          <w:tcPr>
-            <w:tcW w:w="2790" w:type="dxa"/>
-            <w:tcBorders>
-              <w:top w:val="single" w:sz="4" w:space="0" w:color="76CDD8"/>
-              <w:left w:val="single" w:sz="4" w:space="0" w:color="76CDD8"/>
-              <w:bottom w:val="single" w:sz="4" w:space="0" w:color="76CDD8"/>
-              <w:right w:val="single" w:sz="4" w:space="0" w:color="76CDD8"/>
-            </w:tcBorders>
-          </w:tcPr>
-          <w:p>
-            <w:pPr>
-              <w:pStyle w:val="a2"/>
-              <w:ind w:left="360"/>
-            </w:pPr>
-            <w:r>
-              <w:t>INT</w:t>
-            </w:r>
-          </w:p>
-        </w:tc>
-      </w:tr>
-      <w:tr>
-        <w:trPr>
-          <w:trHeight w:val="432"/>
-        </w:trPr>
-        <w:tc>
-          <w:tcPr>
-            <w:tcW w:w="3073" w:type="dxa"/>
-            <w:tcBorders>
-              <w:top w:val="single" w:sz="4" w:space="0" w:color="76CDD8"/>
-              <w:left w:val="single" w:sz="4" w:space="0" w:color="76CDD8"/>
-              <w:bottom w:val="single" w:sz="4" w:space="0" w:color="76CDD8"/>
-              <w:right w:val="single" w:sz="4" w:space="0" w:color="76CDD8"/>
-            </w:tcBorders>
-          </w:tcPr>
-          <w:p>
-            <w:pPr>
-              <w:pStyle w:val="a2"/>
-              <w:ind w:left="360"/>
-            </w:pPr>
-            <w:r>
               <w:t>Year</w:t>
             </w:r>
           </w:p>
@@ -9803,7 +9334,6 @@
         <w:ind w:left="360"/>
       </w:pPr>
       <w:r>
-        <w:lastRenderedPageBreak/>
         <w:t>Example with filled data</w:t>
       </w:r>
     </w:p>
@@ -9997,6 +9527,7 @@
               <w:pStyle w:val="a2"/>
             </w:pPr>
             <w:r>
+              <w:lastRenderedPageBreak/>
               <w:t>1</w:t>
             </w:r>
           </w:p>
@@ -10104,6 +9635,1225 @@
         </w:tc>
       </w:tr>
     </w:tbl>
+    <w:p>
+      <w:pPr>
+        <w:pStyle w:val="a2"/>
+        <w:ind w:left="360"/>
+        <w:rPr>
+          <w:b/>
+          <w:bCs/>
+        </w:rPr>
+      </w:pPr>
+    </w:p>
+    <w:p>
+      <w:pPr>
+        <w:pStyle w:val="a2"/>
+        <w:ind w:left="360"/>
+        <w:rPr>
+          <w:b/>
+          <w:bCs/>
+        </w:rPr>
+      </w:pPr>
+      <w:r>
+        <w:rPr>
+          <w:b/>
+          <w:bCs/>
+        </w:rPr>
+        <w:t>+</w:t>
+      </w:r>
+    </w:p>
+    <w:p>
+      <w:pPr>
+        <w:pStyle w:val="a2"/>
+        <w:ind w:left="360"/>
+        <w:rPr>
+          <w:b/>
+          <w:bCs/>
+        </w:rPr>
+      </w:pPr>
+    </w:p>
+    <w:p>
+      <w:pPr>
+        <w:pStyle w:val="a2"/>
+        <w:ind w:left="360"/>
+        <w:rPr>
+          <w:sz w:val="28"/>
+          <w:szCs w:val="28"/>
+        </w:rPr>
+      </w:pPr>
+      <w:r>
+        <w:rPr>
+          <w:b/>
+          <w:bCs/>
+        </w:rPr>
+        <w:t>Point</w:t>
+      </w:r>
+      <w:r>
+        <w:rPr>
+          <w:b/>
+          <w:bCs/>
+        </w:rPr>
+        <w:t xml:space="preserve"> Dimension</w:t>
+      </w:r>
+      <w:r>
+        <w:rPr>
+          <w:b/>
+          <w:bCs/>
+        </w:rPr>
+        <w:t xml:space="preserve"> (Not Dimension, but part of the employee dimension)</w:t>
+      </w:r>
+      <w:r>
+        <w:br/>
+        <w:t>Describes the hierarchical geographic details of where transactions occur, from country to specific outlet.</w:t>
+      </w:r>
+    </w:p>
+    <w:tbl>
+      <w:tblPr>
+        <w:tblW w:w="0" w:type="auto"/>
+        <w:tblInd w:w="-5" w:type="dxa"/>
+        <w:tblBorders>
+          <w:top w:val="single" w:sz="4" w:space="0" w:color="76CDD8"/>
+          <w:left w:val="single" w:sz="4" w:space="0" w:color="76CDD8"/>
+          <w:bottom w:val="single" w:sz="4" w:space="0" w:color="76CDD8"/>
+          <w:right w:val="single" w:sz="4" w:space="0" w:color="76CDD8"/>
+          <w:insideH w:val="single" w:sz="4" w:space="0" w:color="76CDD8"/>
+          <w:insideV w:val="single" w:sz="4" w:space="0" w:color="76CDD8"/>
+        </w:tblBorders>
+        <w:tblLayout w:type="fixed"/>
+        <w:tblLook w:val="04A0" w:firstRow="1" w:lastRow="0" w:firstColumn="1" w:lastColumn="0" w:noHBand="0" w:noVBand="1"/>
+      </w:tblPr>
+      <w:tblGrid>
+        <w:gridCol w:w="3073"/>
+        <w:gridCol w:w="3330"/>
+        <w:gridCol w:w="2790"/>
+      </w:tblGrid>
+      <w:tr>
+        <w:trPr>
+          <w:trHeight w:val="292"/>
+        </w:trPr>
+        <w:tc>
+          <w:tcPr>
+            <w:tcW w:w="3073" w:type="dxa"/>
+            <w:tcBorders>
+              <w:top w:val="single" w:sz="4" w:space="0" w:color="76CDD8"/>
+              <w:left w:val="single" w:sz="4" w:space="0" w:color="76CDD8"/>
+              <w:bottom w:val="single" w:sz="4" w:space="0" w:color="76CDD8"/>
+              <w:right w:val="single" w:sz="4" w:space="0" w:color="76CDD8"/>
+            </w:tcBorders>
+            <w:shd w:val="clear" w:color="auto" w:fill="76CDD8"/>
+            <w:hideMark/>
+          </w:tcPr>
+          <w:p>
+            <w:pPr>
+              <w:pStyle w:val="a2"/>
+              <w:ind w:left="360"/>
+            </w:pPr>
+            <w:r>
+              <w:t xml:space="preserve">Column name </w:t>
+            </w:r>
+          </w:p>
+        </w:tc>
+        <w:tc>
+          <w:tcPr>
+            <w:tcW w:w="3330" w:type="dxa"/>
+            <w:tcBorders>
+              <w:top w:val="single" w:sz="4" w:space="0" w:color="76CDD8"/>
+              <w:left w:val="single" w:sz="4" w:space="0" w:color="76CDD8"/>
+              <w:bottom w:val="single" w:sz="4" w:space="0" w:color="76CDD8"/>
+              <w:right w:val="single" w:sz="4" w:space="0" w:color="76CDD8"/>
+            </w:tcBorders>
+            <w:shd w:val="clear" w:color="auto" w:fill="76CDD8"/>
+            <w:hideMark/>
+          </w:tcPr>
+          <w:p>
+            <w:pPr>
+              <w:pStyle w:val="a2"/>
+              <w:ind w:left="360"/>
+            </w:pPr>
+            <w:r>
+              <w:t xml:space="preserve">Description </w:t>
+            </w:r>
+          </w:p>
+        </w:tc>
+        <w:tc>
+          <w:tcPr>
+            <w:tcW w:w="2790" w:type="dxa"/>
+            <w:tcBorders>
+              <w:top w:val="single" w:sz="4" w:space="0" w:color="76CDD8"/>
+              <w:left w:val="single" w:sz="4" w:space="0" w:color="76CDD8"/>
+              <w:bottom w:val="single" w:sz="4" w:space="0" w:color="76CDD8"/>
+              <w:right w:val="single" w:sz="4" w:space="0" w:color="76CDD8"/>
+            </w:tcBorders>
+            <w:shd w:val="clear" w:color="auto" w:fill="76CDD8"/>
+            <w:hideMark/>
+          </w:tcPr>
+          <w:p>
+            <w:pPr>
+              <w:pStyle w:val="a2"/>
+              <w:ind w:left="360"/>
+            </w:pPr>
+            <w:r>
+              <w:t xml:space="preserve">Data Type </w:t>
+            </w:r>
+          </w:p>
+        </w:tc>
+      </w:tr>
+      <w:tr>
+        <w:trPr>
+          <w:trHeight w:val="432"/>
+        </w:trPr>
+        <w:tc>
+          <w:tcPr>
+            <w:tcW w:w="3073" w:type="dxa"/>
+            <w:tcBorders>
+              <w:top w:val="single" w:sz="4" w:space="0" w:color="76CDD8"/>
+              <w:left w:val="single" w:sz="4" w:space="0" w:color="76CDD8"/>
+              <w:bottom w:val="single" w:sz="4" w:space="0" w:color="76CDD8"/>
+              <w:right w:val="single" w:sz="4" w:space="0" w:color="76CDD8"/>
+            </w:tcBorders>
+            <w:hideMark/>
+          </w:tcPr>
+          <w:p>
+            <w:pPr>
+              <w:pStyle w:val="a2"/>
+              <w:ind w:left="360"/>
+            </w:pPr>
+            <w:proofErr w:type="spellStart"/>
+            <w:r>
+              <w:t>Point_ID</w:t>
+            </w:r>
+            <w:proofErr w:type="spellEnd"/>
+          </w:p>
+        </w:tc>
+        <w:tc>
+          <w:tcPr>
+            <w:tcW w:w="3330" w:type="dxa"/>
+            <w:tcBorders>
+              <w:top w:val="single" w:sz="4" w:space="0" w:color="76CDD8"/>
+              <w:left w:val="single" w:sz="4" w:space="0" w:color="76CDD8"/>
+              <w:bottom w:val="single" w:sz="4" w:space="0" w:color="76CDD8"/>
+              <w:right w:val="single" w:sz="4" w:space="0" w:color="76CDD8"/>
+            </w:tcBorders>
+            <w:hideMark/>
+          </w:tcPr>
+          <w:p>
+            <w:pPr>
+              <w:pStyle w:val="a2"/>
+              <w:ind w:left="360"/>
+            </w:pPr>
+            <w:r>
+              <w:t xml:space="preserve">Unique identifier for </w:t>
+            </w:r>
+            <w:r>
+              <w:t>point, PK</w:t>
+            </w:r>
+          </w:p>
+        </w:tc>
+        <w:tc>
+          <w:tcPr>
+            <w:tcW w:w="2790" w:type="dxa"/>
+            <w:tcBorders>
+              <w:top w:val="single" w:sz="4" w:space="0" w:color="76CDD8"/>
+              <w:left w:val="single" w:sz="4" w:space="0" w:color="76CDD8"/>
+              <w:bottom w:val="single" w:sz="4" w:space="0" w:color="76CDD8"/>
+              <w:right w:val="single" w:sz="4" w:space="0" w:color="76CDD8"/>
+            </w:tcBorders>
+            <w:hideMark/>
+          </w:tcPr>
+          <w:p>
+            <w:pPr>
+              <w:pStyle w:val="a2"/>
+              <w:ind w:left="360"/>
+            </w:pPr>
+            <w:r>
+              <w:t>BIGINT</w:t>
+            </w:r>
+          </w:p>
+        </w:tc>
+      </w:tr>
+      <w:tr>
+        <w:trPr>
+          <w:trHeight w:val="432"/>
+        </w:trPr>
+        <w:tc>
+          <w:tcPr>
+            <w:tcW w:w="3073" w:type="dxa"/>
+            <w:tcBorders>
+              <w:top w:val="single" w:sz="4" w:space="0" w:color="76CDD8"/>
+              <w:left w:val="single" w:sz="4" w:space="0" w:color="76CDD8"/>
+              <w:bottom w:val="single" w:sz="4" w:space="0" w:color="76CDD8"/>
+              <w:right w:val="single" w:sz="4" w:space="0" w:color="76CDD8"/>
+            </w:tcBorders>
+            <w:hideMark/>
+          </w:tcPr>
+          <w:p>
+            <w:pPr>
+              <w:pStyle w:val="a2"/>
+              <w:ind w:left="360"/>
+            </w:pPr>
+            <w:proofErr w:type="spellStart"/>
+            <w:r>
+              <w:t>Point_</w:t>
+            </w:r>
+            <w:r>
+              <w:t>Name</w:t>
+            </w:r>
+            <w:proofErr w:type="spellEnd"/>
+          </w:p>
+        </w:tc>
+        <w:tc>
+          <w:tcPr>
+            <w:tcW w:w="3330" w:type="dxa"/>
+            <w:tcBorders>
+              <w:top w:val="single" w:sz="4" w:space="0" w:color="76CDD8"/>
+              <w:left w:val="single" w:sz="4" w:space="0" w:color="76CDD8"/>
+              <w:bottom w:val="single" w:sz="4" w:space="0" w:color="76CDD8"/>
+              <w:right w:val="single" w:sz="4" w:space="0" w:color="76CDD8"/>
+            </w:tcBorders>
+            <w:hideMark/>
+          </w:tcPr>
+          <w:p>
+            <w:pPr>
+              <w:pStyle w:val="a2"/>
+              <w:ind w:left="360"/>
+            </w:pPr>
+            <w:r>
+              <w:t xml:space="preserve">Name of the </w:t>
+            </w:r>
+            <w:r>
+              <w:t xml:space="preserve">point, NOT NULL </w:t>
+            </w:r>
+          </w:p>
+        </w:tc>
+        <w:tc>
+          <w:tcPr>
+            <w:tcW w:w="2790" w:type="dxa"/>
+            <w:tcBorders>
+              <w:top w:val="single" w:sz="4" w:space="0" w:color="76CDD8"/>
+              <w:left w:val="single" w:sz="4" w:space="0" w:color="76CDD8"/>
+              <w:bottom w:val="single" w:sz="4" w:space="0" w:color="76CDD8"/>
+              <w:right w:val="single" w:sz="4" w:space="0" w:color="76CDD8"/>
+            </w:tcBorders>
+            <w:hideMark/>
+          </w:tcPr>
+          <w:p>
+            <w:pPr>
+              <w:pStyle w:val="a2"/>
+              <w:ind w:left="360"/>
+            </w:pPr>
+            <w:proofErr w:type="gramStart"/>
+            <w:r>
+              <w:t>Varchar(</w:t>
+            </w:r>
+            <w:proofErr w:type="gramEnd"/>
+            <w:r>
+              <w:t>64)</w:t>
+            </w:r>
+          </w:p>
+        </w:tc>
+      </w:tr>
+      <w:tr>
+        <w:trPr>
+          <w:trHeight w:val="432"/>
+        </w:trPr>
+        <w:tc>
+          <w:tcPr>
+            <w:tcW w:w="3073" w:type="dxa"/>
+            <w:tcBorders>
+              <w:top w:val="single" w:sz="4" w:space="0" w:color="76CDD8"/>
+              <w:left w:val="single" w:sz="4" w:space="0" w:color="76CDD8"/>
+              <w:bottom w:val="single" w:sz="4" w:space="0" w:color="76CDD8"/>
+              <w:right w:val="single" w:sz="4" w:space="0" w:color="76CDD8"/>
+            </w:tcBorders>
+          </w:tcPr>
+          <w:p>
+            <w:pPr>
+              <w:pStyle w:val="a2"/>
+              <w:ind w:left="360"/>
+            </w:pPr>
+            <w:proofErr w:type="spellStart"/>
+            <w:r>
+              <w:t>Address_ID</w:t>
+            </w:r>
+            <w:proofErr w:type="spellEnd"/>
+          </w:p>
+        </w:tc>
+        <w:tc>
+          <w:tcPr>
+            <w:tcW w:w="3330" w:type="dxa"/>
+            <w:tcBorders>
+              <w:top w:val="single" w:sz="4" w:space="0" w:color="76CDD8"/>
+              <w:left w:val="single" w:sz="4" w:space="0" w:color="76CDD8"/>
+              <w:bottom w:val="single" w:sz="4" w:space="0" w:color="76CDD8"/>
+              <w:right w:val="single" w:sz="4" w:space="0" w:color="76CDD8"/>
+            </w:tcBorders>
+          </w:tcPr>
+          <w:p>
+            <w:pPr>
+              <w:pStyle w:val="a2"/>
+              <w:ind w:left="360"/>
+            </w:pPr>
+            <w:r>
+              <w:t xml:space="preserve">Unique identifier for </w:t>
+            </w:r>
+            <w:r>
+              <w:t>address, NOT NULL</w:t>
+            </w:r>
+          </w:p>
+        </w:tc>
+        <w:tc>
+          <w:tcPr>
+            <w:tcW w:w="2790" w:type="dxa"/>
+            <w:tcBorders>
+              <w:top w:val="single" w:sz="4" w:space="0" w:color="76CDD8"/>
+              <w:left w:val="single" w:sz="4" w:space="0" w:color="76CDD8"/>
+              <w:bottom w:val="single" w:sz="4" w:space="0" w:color="76CDD8"/>
+              <w:right w:val="single" w:sz="4" w:space="0" w:color="76CDD8"/>
+            </w:tcBorders>
+          </w:tcPr>
+          <w:p>
+            <w:pPr>
+              <w:pStyle w:val="a2"/>
+              <w:ind w:left="360"/>
+            </w:pPr>
+            <w:r>
+              <w:t>BIGINT</w:t>
+            </w:r>
+          </w:p>
+        </w:tc>
+      </w:tr>
+      <w:tr>
+        <w:trPr>
+          <w:trHeight w:val="432"/>
+        </w:trPr>
+        <w:tc>
+          <w:tcPr>
+            <w:tcW w:w="3073" w:type="dxa"/>
+            <w:tcBorders>
+              <w:top w:val="single" w:sz="4" w:space="0" w:color="76CDD8"/>
+              <w:left w:val="single" w:sz="4" w:space="0" w:color="76CDD8"/>
+              <w:bottom w:val="single" w:sz="4" w:space="0" w:color="76CDD8"/>
+              <w:right w:val="single" w:sz="4" w:space="0" w:color="76CDD8"/>
+            </w:tcBorders>
+          </w:tcPr>
+          <w:p>
+            <w:pPr>
+              <w:pStyle w:val="a2"/>
+              <w:ind w:left="360"/>
+            </w:pPr>
+            <w:r>
+              <w:t>Address</w:t>
+            </w:r>
+          </w:p>
+        </w:tc>
+        <w:tc>
+          <w:tcPr>
+            <w:tcW w:w="3330" w:type="dxa"/>
+            <w:tcBorders>
+              <w:top w:val="single" w:sz="4" w:space="0" w:color="76CDD8"/>
+              <w:left w:val="single" w:sz="4" w:space="0" w:color="76CDD8"/>
+              <w:bottom w:val="single" w:sz="4" w:space="0" w:color="76CDD8"/>
+              <w:right w:val="single" w:sz="4" w:space="0" w:color="76CDD8"/>
+            </w:tcBorders>
+          </w:tcPr>
+          <w:p>
+            <w:pPr>
+              <w:pStyle w:val="a2"/>
+              <w:ind w:left="360"/>
+            </w:pPr>
+            <w:r>
+              <w:t>Address, NOT NULL</w:t>
+            </w:r>
+          </w:p>
+        </w:tc>
+        <w:tc>
+          <w:tcPr>
+            <w:tcW w:w="2790" w:type="dxa"/>
+            <w:tcBorders>
+              <w:top w:val="single" w:sz="4" w:space="0" w:color="76CDD8"/>
+              <w:left w:val="single" w:sz="4" w:space="0" w:color="76CDD8"/>
+              <w:bottom w:val="single" w:sz="4" w:space="0" w:color="76CDD8"/>
+              <w:right w:val="single" w:sz="4" w:space="0" w:color="76CDD8"/>
+            </w:tcBorders>
+          </w:tcPr>
+          <w:p>
+            <w:pPr>
+              <w:pStyle w:val="a2"/>
+              <w:ind w:left="360"/>
+            </w:pPr>
+            <w:proofErr w:type="gramStart"/>
+            <w:r>
+              <w:t>Varchar(</w:t>
+            </w:r>
+            <w:proofErr w:type="gramEnd"/>
+            <w:r>
+              <w:t>64)</w:t>
+            </w:r>
+          </w:p>
+        </w:tc>
+      </w:tr>
+      <w:tr>
+        <w:trPr>
+          <w:trHeight w:val="432"/>
+        </w:trPr>
+        <w:tc>
+          <w:tcPr>
+            <w:tcW w:w="3073" w:type="dxa"/>
+            <w:tcBorders>
+              <w:top w:val="single" w:sz="4" w:space="0" w:color="76CDD8"/>
+              <w:left w:val="single" w:sz="4" w:space="0" w:color="76CDD8"/>
+              <w:bottom w:val="single" w:sz="4" w:space="0" w:color="76CDD8"/>
+              <w:right w:val="single" w:sz="4" w:space="0" w:color="76CDD8"/>
+            </w:tcBorders>
+          </w:tcPr>
+          <w:p>
+            <w:pPr>
+              <w:pStyle w:val="a2"/>
+              <w:ind w:left="360"/>
+            </w:pPr>
+            <w:proofErr w:type="spellStart"/>
+            <w:r>
+              <w:t>City_ID</w:t>
+            </w:r>
+            <w:proofErr w:type="spellEnd"/>
+          </w:p>
+        </w:tc>
+        <w:tc>
+          <w:tcPr>
+            <w:tcW w:w="3330" w:type="dxa"/>
+            <w:tcBorders>
+              <w:top w:val="single" w:sz="4" w:space="0" w:color="76CDD8"/>
+              <w:left w:val="single" w:sz="4" w:space="0" w:color="76CDD8"/>
+              <w:bottom w:val="single" w:sz="4" w:space="0" w:color="76CDD8"/>
+              <w:right w:val="single" w:sz="4" w:space="0" w:color="76CDD8"/>
+            </w:tcBorders>
+          </w:tcPr>
+          <w:p>
+            <w:pPr>
+              <w:pStyle w:val="a2"/>
+              <w:ind w:left="360"/>
+            </w:pPr>
+            <w:r>
+              <w:t>I</w:t>
+            </w:r>
+            <w:r>
+              <w:t xml:space="preserve">dentifier </w:t>
+            </w:r>
+            <w:r>
+              <w:t>of</w:t>
+            </w:r>
+            <w:r>
+              <w:t xml:space="preserve"> </w:t>
+            </w:r>
+            <w:r>
+              <w:t>city, NOT NULL</w:t>
+            </w:r>
+          </w:p>
+        </w:tc>
+        <w:tc>
+          <w:tcPr>
+            <w:tcW w:w="2790" w:type="dxa"/>
+            <w:tcBorders>
+              <w:top w:val="single" w:sz="4" w:space="0" w:color="76CDD8"/>
+              <w:left w:val="single" w:sz="4" w:space="0" w:color="76CDD8"/>
+              <w:bottom w:val="single" w:sz="4" w:space="0" w:color="76CDD8"/>
+              <w:right w:val="single" w:sz="4" w:space="0" w:color="76CDD8"/>
+            </w:tcBorders>
+          </w:tcPr>
+          <w:p>
+            <w:pPr>
+              <w:pStyle w:val="a2"/>
+              <w:ind w:left="360"/>
+            </w:pPr>
+            <w:r>
+              <w:t>BIGINT</w:t>
+            </w:r>
+          </w:p>
+        </w:tc>
+      </w:tr>
+      <w:tr>
+        <w:trPr>
+          <w:trHeight w:val="432"/>
+        </w:trPr>
+        <w:tc>
+          <w:tcPr>
+            <w:tcW w:w="3073" w:type="dxa"/>
+            <w:tcBorders>
+              <w:top w:val="single" w:sz="4" w:space="0" w:color="76CDD8"/>
+              <w:left w:val="single" w:sz="4" w:space="0" w:color="76CDD8"/>
+              <w:bottom w:val="single" w:sz="4" w:space="0" w:color="76CDD8"/>
+              <w:right w:val="single" w:sz="4" w:space="0" w:color="76CDD8"/>
+            </w:tcBorders>
+          </w:tcPr>
+          <w:p>
+            <w:pPr>
+              <w:pStyle w:val="a2"/>
+              <w:ind w:left="360"/>
+            </w:pPr>
+            <w:proofErr w:type="spellStart"/>
+            <w:r>
+              <w:t>City_Name</w:t>
+            </w:r>
+            <w:proofErr w:type="spellEnd"/>
+          </w:p>
+        </w:tc>
+        <w:tc>
+          <w:tcPr>
+            <w:tcW w:w="3330" w:type="dxa"/>
+            <w:tcBorders>
+              <w:top w:val="single" w:sz="4" w:space="0" w:color="76CDD8"/>
+              <w:left w:val="single" w:sz="4" w:space="0" w:color="76CDD8"/>
+              <w:bottom w:val="single" w:sz="4" w:space="0" w:color="76CDD8"/>
+              <w:right w:val="single" w:sz="4" w:space="0" w:color="76CDD8"/>
+            </w:tcBorders>
+          </w:tcPr>
+          <w:p>
+            <w:pPr>
+              <w:pStyle w:val="a2"/>
+              <w:ind w:left="360"/>
+            </w:pPr>
+            <w:r>
+              <w:t>Name of the city, NOT NULL</w:t>
+            </w:r>
+          </w:p>
+        </w:tc>
+        <w:tc>
+          <w:tcPr>
+            <w:tcW w:w="2790" w:type="dxa"/>
+            <w:tcBorders>
+              <w:top w:val="single" w:sz="4" w:space="0" w:color="76CDD8"/>
+              <w:left w:val="single" w:sz="4" w:space="0" w:color="76CDD8"/>
+              <w:bottom w:val="single" w:sz="4" w:space="0" w:color="76CDD8"/>
+              <w:right w:val="single" w:sz="4" w:space="0" w:color="76CDD8"/>
+            </w:tcBorders>
+          </w:tcPr>
+          <w:p>
+            <w:pPr>
+              <w:pStyle w:val="a2"/>
+              <w:ind w:left="360"/>
+            </w:pPr>
+            <w:proofErr w:type="gramStart"/>
+            <w:r>
+              <w:t>Varchar(</w:t>
+            </w:r>
+            <w:proofErr w:type="gramEnd"/>
+            <w:r>
+              <w:t>64)</w:t>
+            </w:r>
+          </w:p>
+        </w:tc>
+      </w:tr>
+      <w:tr>
+        <w:trPr>
+          <w:trHeight w:val="432"/>
+        </w:trPr>
+        <w:tc>
+          <w:tcPr>
+            <w:tcW w:w="3073" w:type="dxa"/>
+            <w:tcBorders>
+              <w:top w:val="single" w:sz="4" w:space="0" w:color="76CDD8"/>
+              <w:left w:val="single" w:sz="4" w:space="0" w:color="76CDD8"/>
+              <w:bottom w:val="single" w:sz="4" w:space="0" w:color="76CDD8"/>
+              <w:right w:val="single" w:sz="4" w:space="0" w:color="76CDD8"/>
+            </w:tcBorders>
+          </w:tcPr>
+          <w:p>
+            <w:pPr>
+              <w:pStyle w:val="a2"/>
+              <w:ind w:left="360"/>
+            </w:pPr>
+            <w:proofErr w:type="spellStart"/>
+            <w:r>
+              <w:t>Country_ID</w:t>
+            </w:r>
+            <w:proofErr w:type="spellEnd"/>
+          </w:p>
+        </w:tc>
+        <w:tc>
+          <w:tcPr>
+            <w:tcW w:w="3330" w:type="dxa"/>
+            <w:tcBorders>
+              <w:top w:val="single" w:sz="4" w:space="0" w:color="76CDD8"/>
+              <w:left w:val="single" w:sz="4" w:space="0" w:color="76CDD8"/>
+              <w:bottom w:val="single" w:sz="4" w:space="0" w:color="76CDD8"/>
+              <w:right w:val="single" w:sz="4" w:space="0" w:color="76CDD8"/>
+            </w:tcBorders>
+          </w:tcPr>
+          <w:p>
+            <w:pPr>
+              <w:pStyle w:val="a2"/>
+              <w:ind w:left="360"/>
+            </w:pPr>
+            <w:r>
+              <w:t>I</w:t>
+            </w:r>
+            <w:r>
+              <w:t>dentifier</w:t>
+            </w:r>
+            <w:r>
+              <w:t xml:space="preserve"> of country, NOT NULL</w:t>
+            </w:r>
+          </w:p>
+        </w:tc>
+        <w:tc>
+          <w:tcPr>
+            <w:tcW w:w="2790" w:type="dxa"/>
+            <w:tcBorders>
+              <w:top w:val="single" w:sz="4" w:space="0" w:color="76CDD8"/>
+              <w:left w:val="single" w:sz="4" w:space="0" w:color="76CDD8"/>
+              <w:bottom w:val="single" w:sz="4" w:space="0" w:color="76CDD8"/>
+              <w:right w:val="single" w:sz="4" w:space="0" w:color="76CDD8"/>
+            </w:tcBorders>
+          </w:tcPr>
+          <w:p>
+            <w:pPr>
+              <w:pStyle w:val="a2"/>
+              <w:ind w:left="360"/>
+            </w:pPr>
+            <w:r>
+              <w:t>BIGINT</w:t>
+            </w:r>
+          </w:p>
+        </w:tc>
+      </w:tr>
+      <w:tr>
+        <w:trPr>
+          <w:trHeight w:val="432"/>
+        </w:trPr>
+        <w:tc>
+          <w:tcPr>
+            <w:tcW w:w="3073" w:type="dxa"/>
+            <w:tcBorders>
+              <w:top w:val="single" w:sz="4" w:space="0" w:color="76CDD8"/>
+              <w:left w:val="single" w:sz="4" w:space="0" w:color="76CDD8"/>
+              <w:bottom w:val="single" w:sz="4" w:space="0" w:color="76CDD8"/>
+              <w:right w:val="single" w:sz="4" w:space="0" w:color="76CDD8"/>
+            </w:tcBorders>
+          </w:tcPr>
+          <w:p>
+            <w:pPr>
+              <w:pStyle w:val="a2"/>
+              <w:ind w:left="360"/>
+            </w:pPr>
+            <w:proofErr w:type="spellStart"/>
+            <w:r>
+              <w:t>Country_Name</w:t>
+            </w:r>
+            <w:proofErr w:type="spellEnd"/>
+          </w:p>
+        </w:tc>
+        <w:tc>
+          <w:tcPr>
+            <w:tcW w:w="3330" w:type="dxa"/>
+            <w:tcBorders>
+              <w:top w:val="single" w:sz="4" w:space="0" w:color="76CDD8"/>
+              <w:left w:val="single" w:sz="4" w:space="0" w:color="76CDD8"/>
+              <w:bottom w:val="single" w:sz="4" w:space="0" w:color="76CDD8"/>
+              <w:right w:val="single" w:sz="4" w:space="0" w:color="76CDD8"/>
+            </w:tcBorders>
+          </w:tcPr>
+          <w:p>
+            <w:pPr>
+              <w:pStyle w:val="a2"/>
+              <w:ind w:left="360"/>
+            </w:pPr>
+            <w:r>
+              <w:t>Name of the Country, NOT NULL</w:t>
+            </w:r>
+          </w:p>
+        </w:tc>
+        <w:tc>
+          <w:tcPr>
+            <w:tcW w:w="2790" w:type="dxa"/>
+            <w:tcBorders>
+              <w:top w:val="single" w:sz="4" w:space="0" w:color="76CDD8"/>
+              <w:left w:val="single" w:sz="4" w:space="0" w:color="76CDD8"/>
+              <w:bottom w:val="single" w:sz="4" w:space="0" w:color="76CDD8"/>
+              <w:right w:val="single" w:sz="4" w:space="0" w:color="76CDD8"/>
+            </w:tcBorders>
+          </w:tcPr>
+          <w:p>
+            <w:pPr>
+              <w:pStyle w:val="a2"/>
+              <w:ind w:left="360"/>
+            </w:pPr>
+            <w:proofErr w:type="gramStart"/>
+            <w:r>
+              <w:t>Varchar(</w:t>
+            </w:r>
+            <w:proofErr w:type="gramEnd"/>
+            <w:r>
+              <w:t>64)</w:t>
+            </w:r>
+          </w:p>
+        </w:tc>
+      </w:tr>
+    </w:tbl>
+    <w:p>
+      <w:pPr>
+        <w:pStyle w:val="a2"/>
+        <w:ind w:left="360"/>
+      </w:pPr>
+    </w:p>
+    <w:p>
+      <w:pPr>
+        <w:pStyle w:val="a2"/>
+        <w:ind w:left="360"/>
+      </w:pPr>
+      <w:r>
+        <w:t>Example with filled data</w:t>
+      </w:r>
+    </w:p>
+    <w:p>
+      <w:pPr>
+        <w:pStyle w:val="a2"/>
+        <w:ind w:left="360"/>
+      </w:pPr>
+    </w:p>
+    <w:tbl>
+      <w:tblPr>
+        <w:tblW w:w="0" w:type="auto"/>
+        <w:tblInd w:w="-5" w:type="dxa"/>
+        <w:tblBorders>
+          <w:top w:val="single" w:sz="4" w:space="0" w:color="76CDD8"/>
+          <w:left w:val="single" w:sz="4" w:space="0" w:color="76CDD8"/>
+          <w:bottom w:val="single" w:sz="4" w:space="0" w:color="76CDD8"/>
+          <w:right w:val="single" w:sz="4" w:space="0" w:color="76CDD8"/>
+          <w:insideH w:val="single" w:sz="4" w:space="0" w:color="76CDD8"/>
+          <w:insideV w:val="single" w:sz="4" w:space="0" w:color="76CDD8"/>
+        </w:tblBorders>
+        <w:tblLayout w:type="fixed"/>
+        <w:tblLook w:val="04A0" w:firstRow="1" w:lastRow="0" w:firstColumn="1" w:lastColumn="0" w:noHBand="0" w:noVBand="1"/>
+      </w:tblPr>
+      <w:tblGrid>
+        <w:gridCol w:w="2302"/>
+        <w:gridCol w:w="2302"/>
+        <w:gridCol w:w="2302"/>
+        <w:gridCol w:w="2302"/>
+      </w:tblGrid>
+      <w:tr>
+        <w:trPr>
+          <w:trHeight w:val="292"/>
+        </w:trPr>
+        <w:tc>
+          <w:tcPr>
+            <w:tcW w:w="2302" w:type="dxa"/>
+            <w:tcBorders>
+              <w:top w:val="single" w:sz="4" w:space="0" w:color="76CDD8"/>
+              <w:left w:val="single" w:sz="4" w:space="0" w:color="76CDD8"/>
+              <w:bottom w:val="single" w:sz="4" w:space="0" w:color="76CDD8"/>
+              <w:right w:val="single" w:sz="4" w:space="0" w:color="76CDD8"/>
+            </w:tcBorders>
+            <w:shd w:val="clear" w:color="auto" w:fill="76CDD8"/>
+            <w:hideMark/>
+          </w:tcPr>
+          <w:p>
+            <w:pPr>
+              <w:pStyle w:val="a2"/>
+              <w:ind w:left="360"/>
+            </w:pPr>
+            <w:proofErr w:type="spellStart"/>
+            <w:r>
+              <w:t>Point_ID</w:t>
+            </w:r>
+            <w:proofErr w:type="spellEnd"/>
+          </w:p>
+        </w:tc>
+        <w:tc>
+          <w:tcPr>
+            <w:tcW w:w="2302" w:type="dxa"/>
+            <w:tcBorders>
+              <w:top w:val="single" w:sz="4" w:space="0" w:color="76CDD8"/>
+              <w:left w:val="single" w:sz="4" w:space="0" w:color="76CDD8"/>
+              <w:bottom w:val="single" w:sz="4" w:space="0" w:color="76CDD8"/>
+              <w:right w:val="single" w:sz="4" w:space="0" w:color="76CDD8"/>
+            </w:tcBorders>
+            <w:shd w:val="clear" w:color="auto" w:fill="76CDD8"/>
+            <w:hideMark/>
+          </w:tcPr>
+          <w:p>
+            <w:pPr>
+              <w:pStyle w:val="a2"/>
+              <w:ind w:left="360"/>
+            </w:pPr>
+            <w:proofErr w:type="spellStart"/>
+            <w:r>
+              <w:t>Point_Name</w:t>
+            </w:r>
+            <w:proofErr w:type="spellEnd"/>
+          </w:p>
+        </w:tc>
+        <w:tc>
+          <w:tcPr>
+            <w:tcW w:w="2302" w:type="dxa"/>
+            <w:tcBorders>
+              <w:top w:val="single" w:sz="4" w:space="0" w:color="76CDD8"/>
+              <w:left w:val="single" w:sz="4" w:space="0" w:color="76CDD8"/>
+              <w:bottom w:val="single" w:sz="4" w:space="0" w:color="76CDD8"/>
+              <w:right w:val="single" w:sz="4" w:space="0" w:color="76CDD8"/>
+            </w:tcBorders>
+            <w:shd w:val="clear" w:color="auto" w:fill="76CDD8"/>
+            <w:hideMark/>
+          </w:tcPr>
+          <w:p>
+            <w:pPr>
+              <w:pStyle w:val="a2"/>
+              <w:ind w:left="360"/>
+            </w:pPr>
+            <w:proofErr w:type="spellStart"/>
+            <w:r>
+              <w:t>Address_ID</w:t>
+            </w:r>
+            <w:proofErr w:type="spellEnd"/>
+          </w:p>
+        </w:tc>
+        <w:tc>
+          <w:tcPr>
+            <w:tcW w:w="2302" w:type="dxa"/>
+            <w:tcBorders>
+              <w:top w:val="single" w:sz="4" w:space="0" w:color="76CDD8"/>
+              <w:left w:val="single" w:sz="4" w:space="0" w:color="76CDD8"/>
+              <w:bottom w:val="single" w:sz="4" w:space="0" w:color="76CDD8"/>
+              <w:right w:val="single" w:sz="4" w:space="0" w:color="76CDD8"/>
+            </w:tcBorders>
+            <w:shd w:val="clear" w:color="auto" w:fill="76CDD8"/>
+            <w:hideMark/>
+          </w:tcPr>
+          <w:p>
+            <w:pPr>
+              <w:pStyle w:val="a2"/>
+              <w:ind w:left="360"/>
+            </w:pPr>
+            <w:r>
+              <w:t>Address</w:t>
+            </w:r>
+            <w:r>
+              <w:t xml:space="preserve"> </w:t>
+            </w:r>
+          </w:p>
+        </w:tc>
+      </w:tr>
+      <w:tr>
+        <w:trPr>
+          <w:trHeight w:val="432"/>
+        </w:trPr>
+        <w:tc>
+          <w:tcPr>
+            <w:tcW w:w="2302" w:type="dxa"/>
+            <w:tcBorders>
+              <w:top w:val="single" w:sz="4" w:space="0" w:color="76CDD8"/>
+              <w:left w:val="single" w:sz="4" w:space="0" w:color="76CDD8"/>
+              <w:bottom w:val="single" w:sz="4" w:space="0" w:color="76CDD8"/>
+              <w:right w:val="single" w:sz="4" w:space="0" w:color="76CDD8"/>
+            </w:tcBorders>
+            <w:hideMark/>
+          </w:tcPr>
+          <w:p>
+            <w:pPr>
+              <w:pStyle w:val="a2"/>
+              <w:ind w:left="360"/>
+            </w:pPr>
+            <w:r>
+              <w:t xml:space="preserve"> 1</w:t>
+            </w:r>
+          </w:p>
+        </w:tc>
+        <w:tc>
+          <w:tcPr>
+            <w:tcW w:w="2302" w:type="dxa"/>
+            <w:tcBorders>
+              <w:top w:val="single" w:sz="4" w:space="0" w:color="76CDD8"/>
+              <w:left w:val="single" w:sz="4" w:space="0" w:color="76CDD8"/>
+              <w:bottom w:val="single" w:sz="4" w:space="0" w:color="76CDD8"/>
+              <w:right w:val="single" w:sz="4" w:space="0" w:color="76CDD8"/>
+            </w:tcBorders>
+            <w:hideMark/>
+          </w:tcPr>
+          <w:p>
+            <w:pPr>
+              <w:pStyle w:val="a2"/>
+              <w:ind w:left="360"/>
+            </w:pPr>
+            <w:r>
+              <w:t>Balaji 1</w:t>
+            </w:r>
+          </w:p>
+        </w:tc>
+        <w:tc>
+          <w:tcPr>
+            <w:tcW w:w="2302" w:type="dxa"/>
+            <w:tcBorders>
+              <w:top w:val="single" w:sz="4" w:space="0" w:color="76CDD8"/>
+              <w:left w:val="single" w:sz="4" w:space="0" w:color="76CDD8"/>
+              <w:bottom w:val="single" w:sz="4" w:space="0" w:color="76CDD8"/>
+              <w:right w:val="single" w:sz="4" w:space="0" w:color="76CDD8"/>
+            </w:tcBorders>
+            <w:hideMark/>
+          </w:tcPr>
+          <w:p>
+            <w:pPr>
+              <w:pStyle w:val="a2"/>
+              <w:ind w:left="360"/>
+            </w:pPr>
+            <w:r>
+              <w:t>1</w:t>
+            </w:r>
+          </w:p>
+        </w:tc>
+        <w:tc>
+          <w:tcPr>
+            <w:tcW w:w="2302" w:type="dxa"/>
+            <w:tcBorders>
+              <w:top w:val="single" w:sz="4" w:space="0" w:color="76CDD8"/>
+              <w:left w:val="single" w:sz="4" w:space="0" w:color="76CDD8"/>
+              <w:bottom w:val="single" w:sz="4" w:space="0" w:color="76CDD8"/>
+              <w:right w:val="single" w:sz="4" w:space="0" w:color="76CDD8"/>
+            </w:tcBorders>
+            <w:hideMark/>
+          </w:tcPr>
+          <w:p>
+            <w:pPr>
+              <w:pStyle w:val="a2"/>
+              <w:ind w:left="360"/>
+            </w:pPr>
+            <w:r>
+              <w:t>Abay 99</w:t>
+            </w:r>
+          </w:p>
+        </w:tc>
+      </w:tr>
+    </w:tbl>
+    <w:p>
+      <w:pPr>
+        <w:pStyle w:val="a2"/>
+        <w:ind w:left="360"/>
+      </w:pPr>
+    </w:p>
+    <w:tbl>
+      <w:tblPr>
+        <w:tblW w:w="0" w:type="auto"/>
+        <w:tblInd w:w="-5" w:type="dxa"/>
+        <w:tblBorders>
+          <w:top w:val="single" w:sz="4" w:space="0" w:color="76CDD8"/>
+          <w:left w:val="single" w:sz="4" w:space="0" w:color="76CDD8"/>
+          <w:bottom w:val="single" w:sz="4" w:space="0" w:color="76CDD8"/>
+          <w:right w:val="single" w:sz="4" w:space="0" w:color="76CDD8"/>
+          <w:insideH w:val="single" w:sz="4" w:space="0" w:color="76CDD8"/>
+          <w:insideV w:val="single" w:sz="4" w:space="0" w:color="76CDD8"/>
+        </w:tblBorders>
+        <w:tblLayout w:type="fixed"/>
+        <w:tblLook w:val="04A0" w:firstRow="1" w:lastRow="0" w:firstColumn="1" w:lastColumn="0" w:noHBand="0" w:noVBand="1"/>
+      </w:tblPr>
+      <w:tblGrid>
+        <w:gridCol w:w="2302"/>
+        <w:gridCol w:w="2302"/>
+        <w:gridCol w:w="2302"/>
+        <w:gridCol w:w="2302"/>
+      </w:tblGrid>
+      <w:tr>
+        <w:trPr>
+          <w:trHeight w:val="292"/>
+        </w:trPr>
+        <w:tc>
+          <w:tcPr>
+            <w:tcW w:w="2302" w:type="dxa"/>
+            <w:tcBorders>
+              <w:top w:val="single" w:sz="4" w:space="0" w:color="76CDD8"/>
+              <w:left w:val="single" w:sz="4" w:space="0" w:color="76CDD8"/>
+              <w:bottom w:val="single" w:sz="4" w:space="0" w:color="76CDD8"/>
+              <w:right w:val="single" w:sz="4" w:space="0" w:color="76CDD8"/>
+            </w:tcBorders>
+            <w:shd w:val="clear" w:color="auto" w:fill="76CDD8"/>
+            <w:hideMark/>
+          </w:tcPr>
+          <w:p>
+            <w:pPr>
+              <w:pStyle w:val="a2"/>
+              <w:ind w:left="360"/>
+            </w:pPr>
+            <w:proofErr w:type="spellStart"/>
+            <w:r>
+              <w:t>City_ID</w:t>
+            </w:r>
+            <w:proofErr w:type="spellEnd"/>
+          </w:p>
+        </w:tc>
+        <w:tc>
+          <w:tcPr>
+            <w:tcW w:w="2302" w:type="dxa"/>
+            <w:tcBorders>
+              <w:top w:val="single" w:sz="4" w:space="0" w:color="76CDD8"/>
+              <w:left w:val="single" w:sz="4" w:space="0" w:color="76CDD8"/>
+              <w:bottom w:val="single" w:sz="4" w:space="0" w:color="76CDD8"/>
+              <w:right w:val="single" w:sz="4" w:space="0" w:color="76CDD8"/>
+            </w:tcBorders>
+            <w:shd w:val="clear" w:color="auto" w:fill="76CDD8"/>
+            <w:hideMark/>
+          </w:tcPr>
+          <w:p>
+            <w:pPr>
+              <w:pStyle w:val="a2"/>
+              <w:ind w:left="360"/>
+            </w:pPr>
+            <w:proofErr w:type="spellStart"/>
+            <w:r>
+              <w:t>City_Name</w:t>
+            </w:r>
+            <w:proofErr w:type="spellEnd"/>
+          </w:p>
+        </w:tc>
+        <w:tc>
+          <w:tcPr>
+            <w:tcW w:w="2302" w:type="dxa"/>
+            <w:tcBorders>
+              <w:top w:val="single" w:sz="4" w:space="0" w:color="76CDD8"/>
+              <w:left w:val="single" w:sz="4" w:space="0" w:color="76CDD8"/>
+              <w:bottom w:val="single" w:sz="4" w:space="0" w:color="76CDD8"/>
+              <w:right w:val="single" w:sz="4" w:space="0" w:color="76CDD8"/>
+            </w:tcBorders>
+            <w:shd w:val="clear" w:color="auto" w:fill="76CDD8"/>
+            <w:hideMark/>
+          </w:tcPr>
+          <w:p>
+            <w:pPr>
+              <w:pStyle w:val="a2"/>
+              <w:ind w:left="360"/>
+            </w:pPr>
+            <w:proofErr w:type="spellStart"/>
+            <w:r>
+              <w:t>Country_ID</w:t>
+            </w:r>
+            <w:proofErr w:type="spellEnd"/>
+          </w:p>
+        </w:tc>
+        <w:tc>
+          <w:tcPr>
+            <w:tcW w:w="2302" w:type="dxa"/>
+            <w:tcBorders>
+              <w:top w:val="single" w:sz="4" w:space="0" w:color="76CDD8"/>
+              <w:left w:val="single" w:sz="4" w:space="0" w:color="76CDD8"/>
+              <w:bottom w:val="single" w:sz="4" w:space="0" w:color="76CDD8"/>
+              <w:right w:val="single" w:sz="4" w:space="0" w:color="76CDD8"/>
+            </w:tcBorders>
+            <w:shd w:val="clear" w:color="auto" w:fill="76CDD8"/>
+            <w:hideMark/>
+          </w:tcPr>
+          <w:p>
+            <w:pPr>
+              <w:pStyle w:val="a2"/>
+              <w:ind w:left="360"/>
+            </w:pPr>
+            <w:proofErr w:type="spellStart"/>
+            <w:r>
+              <w:t>Country_Name</w:t>
+            </w:r>
+            <w:proofErr w:type="spellEnd"/>
+            <w:r>
+              <w:t xml:space="preserve"> </w:t>
+            </w:r>
+          </w:p>
+        </w:tc>
+      </w:tr>
+      <w:tr>
+        <w:trPr>
+          <w:trHeight w:val="432"/>
+        </w:trPr>
+        <w:tc>
+          <w:tcPr>
+            <w:tcW w:w="2302" w:type="dxa"/>
+            <w:tcBorders>
+              <w:top w:val="single" w:sz="4" w:space="0" w:color="76CDD8"/>
+              <w:left w:val="single" w:sz="4" w:space="0" w:color="76CDD8"/>
+              <w:bottom w:val="single" w:sz="4" w:space="0" w:color="76CDD8"/>
+              <w:right w:val="single" w:sz="4" w:space="0" w:color="76CDD8"/>
+            </w:tcBorders>
+            <w:hideMark/>
+          </w:tcPr>
+          <w:p>
+            <w:pPr>
+              <w:pStyle w:val="a2"/>
+              <w:ind w:left="360"/>
+            </w:pPr>
+            <w:r>
+              <w:t xml:space="preserve"> 1</w:t>
+            </w:r>
+          </w:p>
+        </w:tc>
+        <w:tc>
+          <w:tcPr>
+            <w:tcW w:w="2302" w:type="dxa"/>
+            <w:tcBorders>
+              <w:top w:val="single" w:sz="4" w:space="0" w:color="76CDD8"/>
+              <w:left w:val="single" w:sz="4" w:space="0" w:color="76CDD8"/>
+              <w:bottom w:val="single" w:sz="4" w:space="0" w:color="76CDD8"/>
+              <w:right w:val="single" w:sz="4" w:space="0" w:color="76CDD8"/>
+            </w:tcBorders>
+            <w:hideMark/>
+          </w:tcPr>
+          <w:p>
+            <w:pPr>
+              <w:pStyle w:val="a2"/>
+              <w:ind w:left="360"/>
+            </w:pPr>
+            <w:r>
+              <w:t>Almaty</w:t>
+            </w:r>
+          </w:p>
+        </w:tc>
+        <w:tc>
+          <w:tcPr>
+            <w:tcW w:w="2302" w:type="dxa"/>
+            <w:tcBorders>
+              <w:top w:val="single" w:sz="4" w:space="0" w:color="76CDD8"/>
+              <w:left w:val="single" w:sz="4" w:space="0" w:color="76CDD8"/>
+              <w:bottom w:val="single" w:sz="4" w:space="0" w:color="76CDD8"/>
+              <w:right w:val="single" w:sz="4" w:space="0" w:color="76CDD8"/>
+            </w:tcBorders>
+            <w:hideMark/>
+          </w:tcPr>
+          <w:p>
+            <w:pPr>
+              <w:pStyle w:val="a2"/>
+              <w:ind w:left="360"/>
+            </w:pPr>
+            <w:r>
+              <w:t>1</w:t>
+            </w:r>
+          </w:p>
+        </w:tc>
+        <w:tc>
+          <w:tcPr>
+            <w:tcW w:w="2302" w:type="dxa"/>
+            <w:tcBorders>
+              <w:top w:val="single" w:sz="4" w:space="0" w:color="76CDD8"/>
+              <w:left w:val="single" w:sz="4" w:space="0" w:color="76CDD8"/>
+              <w:bottom w:val="single" w:sz="4" w:space="0" w:color="76CDD8"/>
+              <w:right w:val="single" w:sz="4" w:space="0" w:color="76CDD8"/>
+            </w:tcBorders>
+            <w:hideMark/>
+          </w:tcPr>
+          <w:p>
+            <w:pPr>
+              <w:pStyle w:val="a2"/>
+              <w:ind w:left="360"/>
+            </w:pPr>
+            <w:r>
+              <w:t>Kazakhstan</w:t>
+            </w:r>
+          </w:p>
+        </w:tc>
+      </w:tr>
+    </w:tbl>
+    <w:p>
+      <w:pPr>
+        <w:pStyle w:val="a2"/>
+        <w:ind w:left="360"/>
+        <w:rPr>
+          <w:b/>
+          <w:bCs/>
+        </w:rPr>
+      </w:pPr>
+    </w:p>
     <w:p>
       <w:pPr>
         <w:pStyle w:val="a2"/>
@@ -11421,6 +12171,629 @@
             </w:pPr>
             <w:r>
               <w:t>Visa</w:t>
+            </w:r>
+          </w:p>
+        </w:tc>
+      </w:tr>
+    </w:tbl>
+    <w:p>
+      <w:pPr>
+        <w:pStyle w:val="a2"/>
+        <w:ind w:left="360"/>
+      </w:pPr>
+    </w:p>
+    <w:p>
+      <w:pPr>
+        <w:pStyle w:val="a2"/>
+        <w:ind w:left="360"/>
+      </w:pPr>
+      <w:r>
+        <w:rPr>
+          <w:b/>
+          <w:bCs/>
+        </w:rPr>
+        <w:t>Channel</w:t>
+      </w:r>
+      <w:r>
+        <w:rPr>
+          <w:b/>
+          <w:bCs/>
+        </w:rPr>
+        <w:t xml:space="preserve"> Dimension</w:t>
+      </w:r>
+      <w:r>
+        <w:br/>
+        <w:t xml:space="preserve">Describes the </w:t>
+      </w:r>
+      <w:r>
+        <w:t>channel of</w:t>
+      </w:r>
+      <w:r>
+        <w:t xml:space="preserve"> transactions.</w:t>
+      </w:r>
+    </w:p>
+    <w:p>
+      <w:pPr>
+        <w:pStyle w:val="a2"/>
+        <w:ind w:left="360"/>
+      </w:pPr>
+    </w:p>
+    <w:tbl>
+      <w:tblPr>
+        <w:tblW w:w="0" w:type="auto"/>
+        <w:tblInd w:w="-5" w:type="dxa"/>
+        <w:tblBorders>
+          <w:top w:val="single" w:sz="4" w:space="0" w:color="76CDD8"/>
+          <w:left w:val="single" w:sz="4" w:space="0" w:color="76CDD8"/>
+          <w:bottom w:val="single" w:sz="4" w:space="0" w:color="76CDD8"/>
+          <w:right w:val="single" w:sz="4" w:space="0" w:color="76CDD8"/>
+          <w:insideH w:val="single" w:sz="4" w:space="0" w:color="76CDD8"/>
+          <w:insideV w:val="single" w:sz="4" w:space="0" w:color="76CDD8"/>
+        </w:tblBorders>
+        <w:tblLayout w:type="fixed"/>
+        <w:tblLook w:val="04A0" w:firstRow="1" w:lastRow="0" w:firstColumn="1" w:lastColumn="0" w:noHBand="0" w:noVBand="1"/>
+      </w:tblPr>
+      <w:tblGrid>
+        <w:gridCol w:w="3073"/>
+        <w:gridCol w:w="3330"/>
+        <w:gridCol w:w="2790"/>
+      </w:tblGrid>
+      <w:tr>
+        <w:trPr>
+          <w:trHeight w:val="292"/>
+        </w:trPr>
+        <w:tc>
+          <w:tcPr>
+            <w:tcW w:w="3073" w:type="dxa"/>
+            <w:tcBorders>
+              <w:top w:val="single" w:sz="4" w:space="0" w:color="76CDD8"/>
+              <w:left w:val="single" w:sz="4" w:space="0" w:color="76CDD8"/>
+              <w:bottom w:val="single" w:sz="4" w:space="0" w:color="76CDD8"/>
+              <w:right w:val="single" w:sz="4" w:space="0" w:color="76CDD8"/>
+            </w:tcBorders>
+            <w:shd w:val="clear" w:color="auto" w:fill="76CDD8"/>
+            <w:hideMark/>
+          </w:tcPr>
+          <w:p>
+            <w:pPr>
+              <w:pStyle w:val="a2"/>
+              <w:ind w:left="360"/>
+            </w:pPr>
+            <w:r>
+              <w:t xml:space="preserve">Column name </w:t>
+            </w:r>
+          </w:p>
+        </w:tc>
+        <w:tc>
+          <w:tcPr>
+            <w:tcW w:w="3330" w:type="dxa"/>
+            <w:tcBorders>
+              <w:top w:val="single" w:sz="4" w:space="0" w:color="76CDD8"/>
+              <w:left w:val="single" w:sz="4" w:space="0" w:color="76CDD8"/>
+              <w:bottom w:val="single" w:sz="4" w:space="0" w:color="76CDD8"/>
+              <w:right w:val="single" w:sz="4" w:space="0" w:color="76CDD8"/>
+            </w:tcBorders>
+            <w:shd w:val="clear" w:color="auto" w:fill="76CDD8"/>
+            <w:hideMark/>
+          </w:tcPr>
+          <w:p>
+            <w:pPr>
+              <w:pStyle w:val="a2"/>
+              <w:ind w:left="360"/>
+            </w:pPr>
+            <w:r>
+              <w:t xml:space="preserve">Description </w:t>
+            </w:r>
+          </w:p>
+        </w:tc>
+        <w:tc>
+          <w:tcPr>
+            <w:tcW w:w="2790" w:type="dxa"/>
+            <w:tcBorders>
+              <w:top w:val="single" w:sz="4" w:space="0" w:color="76CDD8"/>
+              <w:left w:val="single" w:sz="4" w:space="0" w:color="76CDD8"/>
+              <w:bottom w:val="single" w:sz="4" w:space="0" w:color="76CDD8"/>
+              <w:right w:val="single" w:sz="4" w:space="0" w:color="76CDD8"/>
+            </w:tcBorders>
+            <w:shd w:val="clear" w:color="auto" w:fill="76CDD8"/>
+            <w:hideMark/>
+          </w:tcPr>
+          <w:p>
+            <w:pPr>
+              <w:pStyle w:val="a2"/>
+              <w:ind w:left="360"/>
+            </w:pPr>
+            <w:r>
+              <w:t xml:space="preserve">Data Type </w:t>
+            </w:r>
+          </w:p>
+        </w:tc>
+      </w:tr>
+      <w:tr>
+        <w:trPr>
+          <w:trHeight w:val="432"/>
+        </w:trPr>
+        <w:tc>
+          <w:tcPr>
+            <w:tcW w:w="3073" w:type="dxa"/>
+            <w:tcBorders>
+              <w:top w:val="single" w:sz="4" w:space="0" w:color="76CDD8"/>
+              <w:left w:val="single" w:sz="4" w:space="0" w:color="76CDD8"/>
+              <w:bottom w:val="single" w:sz="4" w:space="0" w:color="76CDD8"/>
+              <w:right w:val="single" w:sz="4" w:space="0" w:color="76CDD8"/>
+            </w:tcBorders>
+            <w:hideMark/>
+          </w:tcPr>
+          <w:p>
+            <w:pPr>
+              <w:pStyle w:val="a2"/>
+              <w:ind w:left="360"/>
+            </w:pPr>
+            <w:proofErr w:type="spellStart"/>
+            <w:r>
+              <w:t>Channel</w:t>
+            </w:r>
+            <w:r>
+              <w:t>_ID</w:t>
+            </w:r>
+            <w:proofErr w:type="spellEnd"/>
+          </w:p>
+        </w:tc>
+        <w:tc>
+          <w:tcPr>
+            <w:tcW w:w="3330" w:type="dxa"/>
+            <w:tcBorders>
+              <w:top w:val="single" w:sz="4" w:space="0" w:color="76CDD8"/>
+              <w:left w:val="single" w:sz="4" w:space="0" w:color="76CDD8"/>
+              <w:bottom w:val="single" w:sz="4" w:space="0" w:color="76CDD8"/>
+              <w:right w:val="single" w:sz="4" w:space="0" w:color="76CDD8"/>
+            </w:tcBorders>
+            <w:hideMark/>
+          </w:tcPr>
+          <w:p>
+            <w:pPr>
+              <w:pStyle w:val="a2"/>
+              <w:ind w:left="360"/>
+            </w:pPr>
+            <w:r>
+              <w:t xml:space="preserve">Unique identifier for </w:t>
+            </w:r>
+            <w:r>
+              <w:t>channel</w:t>
+            </w:r>
+            <w:r>
+              <w:t>, PK</w:t>
+            </w:r>
+          </w:p>
+        </w:tc>
+        <w:tc>
+          <w:tcPr>
+            <w:tcW w:w="2790" w:type="dxa"/>
+            <w:tcBorders>
+              <w:top w:val="single" w:sz="4" w:space="0" w:color="76CDD8"/>
+              <w:left w:val="single" w:sz="4" w:space="0" w:color="76CDD8"/>
+              <w:bottom w:val="single" w:sz="4" w:space="0" w:color="76CDD8"/>
+              <w:right w:val="single" w:sz="4" w:space="0" w:color="76CDD8"/>
+            </w:tcBorders>
+            <w:hideMark/>
+          </w:tcPr>
+          <w:p>
+            <w:pPr>
+              <w:pStyle w:val="a2"/>
+              <w:ind w:left="360"/>
+            </w:pPr>
+            <w:r>
+              <w:t>BIGINT</w:t>
+            </w:r>
+          </w:p>
+        </w:tc>
+      </w:tr>
+      <w:tr>
+        <w:trPr>
+          <w:trHeight w:val="432"/>
+        </w:trPr>
+        <w:tc>
+          <w:tcPr>
+            <w:tcW w:w="3073" w:type="dxa"/>
+            <w:tcBorders>
+              <w:top w:val="single" w:sz="4" w:space="0" w:color="76CDD8"/>
+              <w:left w:val="single" w:sz="4" w:space="0" w:color="76CDD8"/>
+              <w:bottom w:val="single" w:sz="4" w:space="0" w:color="76CDD8"/>
+              <w:right w:val="single" w:sz="4" w:space="0" w:color="76CDD8"/>
+            </w:tcBorders>
+            <w:hideMark/>
+          </w:tcPr>
+          <w:p>
+            <w:pPr>
+              <w:pStyle w:val="a2"/>
+              <w:ind w:left="360"/>
+            </w:pPr>
+            <w:proofErr w:type="spellStart"/>
+            <w:r>
+              <w:t>Channel_Name</w:t>
+            </w:r>
+            <w:proofErr w:type="spellEnd"/>
+          </w:p>
+        </w:tc>
+        <w:tc>
+          <w:tcPr>
+            <w:tcW w:w="3330" w:type="dxa"/>
+            <w:tcBorders>
+              <w:top w:val="single" w:sz="4" w:space="0" w:color="76CDD8"/>
+              <w:left w:val="single" w:sz="4" w:space="0" w:color="76CDD8"/>
+              <w:bottom w:val="single" w:sz="4" w:space="0" w:color="76CDD8"/>
+              <w:right w:val="single" w:sz="4" w:space="0" w:color="76CDD8"/>
+            </w:tcBorders>
+            <w:hideMark/>
+          </w:tcPr>
+          <w:p>
+            <w:pPr>
+              <w:pStyle w:val="a2"/>
+              <w:ind w:left="360"/>
+            </w:pPr>
+            <w:r>
+              <w:t>Name of the channel</w:t>
+            </w:r>
+            <w:r>
+              <w:t>, NOT NULL</w:t>
+            </w:r>
+          </w:p>
+        </w:tc>
+        <w:tc>
+          <w:tcPr>
+            <w:tcW w:w="2790" w:type="dxa"/>
+            <w:tcBorders>
+              <w:top w:val="single" w:sz="4" w:space="0" w:color="76CDD8"/>
+              <w:left w:val="single" w:sz="4" w:space="0" w:color="76CDD8"/>
+              <w:bottom w:val="single" w:sz="4" w:space="0" w:color="76CDD8"/>
+              <w:right w:val="single" w:sz="4" w:space="0" w:color="76CDD8"/>
+            </w:tcBorders>
+            <w:hideMark/>
+          </w:tcPr>
+          <w:p>
+            <w:pPr>
+              <w:pStyle w:val="a2"/>
+              <w:ind w:left="360"/>
+            </w:pPr>
+            <w:proofErr w:type="gramStart"/>
+            <w:r>
+              <w:t>Varchar(</w:t>
+            </w:r>
+            <w:proofErr w:type="gramEnd"/>
+            <w:r>
+              <w:t>30)</w:t>
+            </w:r>
+          </w:p>
+        </w:tc>
+      </w:tr>
+      <w:tr>
+        <w:trPr>
+          <w:trHeight w:val="432"/>
+        </w:trPr>
+        <w:tc>
+          <w:tcPr>
+            <w:tcW w:w="3073" w:type="dxa"/>
+            <w:tcBorders>
+              <w:top w:val="single" w:sz="4" w:space="0" w:color="76CDD8"/>
+              <w:left w:val="single" w:sz="4" w:space="0" w:color="76CDD8"/>
+              <w:bottom w:val="single" w:sz="4" w:space="0" w:color="76CDD8"/>
+              <w:right w:val="single" w:sz="4" w:space="0" w:color="76CDD8"/>
+            </w:tcBorders>
+          </w:tcPr>
+          <w:p>
+            <w:pPr>
+              <w:pStyle w:val="a2"/>
+              <w:ind w:left="360"/>
+            </w:pPr>
+            <w:proofErr w:type="spellStart"/>
+            <w:r>
+              <w:t>Channel_Desc</w:t>
+            </w:r>
+            <w:proofErr w:type="spellEnd"/>
+          </w:p>
+        </w:tc>
+        <w:tc>
+          <w:tcPr>
+            <w:tcW w:w="3330" w:type="dxa"/>
+            <w:tcBorders>
+              <w:top w:val="single" w:sz="4" w:space="0" w:color="76CDD8"/>
+              <w:left w:val="single" w:sz="4" w:space="0" w:color="76CDD8"/>
+              <w:bottom w:val="single" w:sz="4" w:space="0" w:color="76CDD8"/>
+              <w:right w:val="single" w:sz="4" w:space="0" w:color="76CDD8"/>
+            </w:tcBorders>
+          </w:tcPr>
+          <w:p>
+            <w:pPr>
+              <w:pStyle w:val="a2"/>
+              <w:ind w:left="360"/>
+            </w:pPr>
+            <w:r>
+              <w:t>Description of the channel</w:t>
+            </w:r>
+            <w:r>
+              <w:t>, NOT NULL</w:t>
+            </w:r>
+          </w:p>
+        </w:tc>
+        <w:tc>
+          <w:tcPr>
+            <w:tcW w:w="2790" w:type="dxa"/>
+            <w:tcBorders>
+              <w:top w:val="single" w:sz="4" w:space="0" w:color="76CDD8"/>
+              <w:left w:val="single" w:sz="4" w:space="0" w:color="76CDD8"/>
+              <w:bottom w:val="single" w:sz="4" w:space="0" w:color="76CDD8"/>
+              <w:right w:val="single" w:sz="4" w:space="0" w:color="76CDD8"/>
+            </w:tcBorders>
+          </w:tcPr>
+          <w:p>
+            <w:pPr>
+              <w:pStyle w:val="a2"/>
+              <w:ind w:left="360"/>
+            </w:pPr>
+            <w:r>
+              <w:t>TEXT</w:t>
+            </w:r>
+          </w:p>
+        </w:tc>
+      </w:tr>
+    </w:tbl>
+    <w:p>
+      <w:pPr>
+        <w:pStyle w:val="a2"/>
+        <w:ind w:left="360"/>
+      </w:pPr>
+    </w:p>
+    <w:p>
+      <w:pPr>
+        <w:pStyle w:val="a2"/>
+        <w:ind w:left="360"/>
+      </w:pPr>
+      <w:r>
+        <w:t>Example with filled data</w:t>
+      </w:r>
+    </w:p>
+    <w:p>
+      <w:pPr>
+        <w:pStyle w:val="a2"/>
+        <w:ind w:left="360"/>
+      </w:pPr>
+    </w:p>
+    <w:tbl>
+      <w:tblPr>
+        <w:tblW w:w="0" w:type="auto"/>
+        <w:tblInd w:w="-5" w:type="dxa"/>
+        <w:tblBorders>
+          <w:top w:val="single" w:sz="4" w:space="0" w:color="76CDD8"/>
+          <w:left w:val="single" w:sz="4" w:space="0" w:color="76CDD8"/>
+          <w:bottom w:val="single" w:sz="4" w:space="0" w:color="76CDD8"/>
+          <w:right w:val="single" w:sz="4" w:space="0" w:color="76CDD8"/>
+          <w:insideH w:val="single" w:sz="4" w:space="0" w:color="76CDD8"/>
+          <w:insideV w:val="single" w:sz="4" w:space="0" w:color="76CDD8"/>
+        </w:tblBorders>
+        <w:tblLayout w:type="fixed"/>
+        <w:tblLook w:val="04A0" w:firstRow="1" w:lastRow="0" w:firstColumn="1" w:lastColumn="0" w:noHBand="0" w:noVBand="1"/>
+      </w:tblPr>
+      <w:tblGrid>
+        <w:gridCol w:w="2444"/>
+        <w:gridCol w:w="2444"/>
+        <w:gridCol w:w="78"/>
+        <w:gridCol w:w="4106"/>
+      </w:tblGrid>
+      <w:tr>
+        <w:trPr>
+          <w:trHeight w:val="292"/>
+        </w:trPr>
+        <w:tc>
+          <w:tcPr>
+            <w:tcW w:w="2444" w:type="dxa"/>
+            <w:tcBorders>
+              <w:top w:val="single" w:sz="4" w:space="0" w:color="76CDD8"/>
+              <w:left w:val="single" w:sz="4" w:space="0" w:color="76CDD8"/>
+              <w:bottom w:val="single" w:sz="4" w:space="0" w:color="76CDD8"/>
+              <w:right w:val="single" w:sz="4" w:space="0" w:color="76CDD8"/>
+            </w:tcBorders>
+            <w:shd w:val="clear" w:color="auto" w:fill="76CDD8"/>
+            <w:hideMark/>
+          </w:tcPr>
+          <w:p>
+            <w:pPr>
+              <w:pStyle w:val="a2"/>
+              <w:ind w:left="360"/>
+            </w:pPr>
+            <w:proofErr w:type="spellStart"/>
+            <w:r>
+              <w:t>Channel_ID</w:t>
+            </w:r>
+            <w:proofErr w:type="spellEnd"/>
+          </w:p>
+        </w:tc>
+        <w:tc>
+          <w:tcPr>
+            <w:tcW w:w="2522" w:type="dxa"/>
+            <w:gridSpan w:val="2"/>
+            <w:tcBorders>
+              <w:top w:val="single" w:sz="4" w:space="0" w:color="76CDD8"/>
+              <w:left w:val="single" w:sz="4" w:space="0" w:color="76CDD8"/>
+              <w:bottom w:val="single" w:sz="4" w:space="0" w:color="76CDD8"/>
+              <w:right w:val="single" w:sz="4" w:space="0" w:color="76CDD8"/>
+            </w:tcBorders>
+            <w:shd w:val="clear" w:color="auto" w:fill="76CDD8"/>
+            <w:hideMark/>
+          </w:tcPr>
+          <w:p>
+            <w:pPr>
+              <w:pStyle w:val="a2"/>
+              <w:ind w:left="360"/>
+            </w:pPr>
+            <w:proofErr w:type="spellStart"/>
+            <w:r>
+              <w:t>Chanel_Name</w:t>
+            </w:r>
+            <w:proofErr w:type="spellEnd"/>
+          </w:p>
+        </w:tc>
+        <w:tc>
+          <w:tcPr>
+            <w:tcW w:w="4106" w:type="dxa"/>
+            <w:tcBorders>
+              <w:top w:val="single" w:sz="4" w:space="0" w:color="76CDD8"/>
+              <w:left w:val="single" w:sz="4" w:space="0" w:color="76CDD8"/>
+              <w:bottom w:val="single" w:sz="4" w:space="0" w:color="76CDD8"/>
+              <w:right w:val="single" w:sz="4" w:space="0" w:color="76CDD8"/>
+            </w:tcBorders>
+            <w:shd w:val="clear" w:color="auto" w:fill="76CDD8"/>
+            <w:hideMark/>
+          </w:tcPr>
+          <w:p>
+            <w:pPr>
+              <w:pStyle w:val="a2"/>
+              <w:ind w:left="360"/>
+            </w:pPr>
+            <w:proofErr w:type="spellStart"/>
+            <w:r>
+              <w:t>Channel_Desc</w:t>
+            </w:r>
+            <w:proofErr w:type="spellEnd"/>
+          </w:p>
+        </w:tc>
+      </w:tr>
+      <w:tr>
+        <w:trPr>
+          <w:trHeight w:val="432"/>
+        </w:trPr>
+        <w:tc>
+          <w:tcPr>
+            <w:tcW w:w="2444" w:type="dxa"/>
+            <w:tcBorders>
+              <w:top w:val="single" w:sz="4" w:space="0" w:color="76CDD8"/>
+              <w:left w:val="single" w:sz="4" w:space="0" w:color="76CDD8"/>
+              <w:bottom w:val="single" w:sz="4" w:space="0" w:color="76CDD8"/>
+              <w:right w:val="single" w:sz="4" w:space="0" w:color="76CDD8"/>
+            </w:tcBorders>
+            <w:hideMark/>
+          </w:tcPr>
+          <w:p>
+            <w:pPr>
+              <w:pStyle w:val="a2"/>
+              <w:ind w:left="360"/>
+            </w:pPr>
+            <w:r>
+              <w:t xml:space="preserve"> 1</w:t>
+            </w:r>
+          </w:p>
+        </w:tc>
+        <w:tc>
+          <w:tcPr>
+            <w:tcW w:w="2444" w:type="dxa"/>
+            <w:tcBorders>
+              <w:top w:val="single" w:sz="4" w:space="0" w:color="76CDD8"/>
+              <w:left w:val="single" w:sz="4" w:space="0" w:color="76CDD8"/>
+              <w:bottom w:val="single" w:sz="4" w:space="0" w:color="76CDD8"/>
+              <w:right w:val="single" w:sz="4" w:space="0" w:color="76CDD8"/>
+            </w:tcBorders>
+            <w:hideMark/>
+          </w:tcPr>
+          <w:p>
+            <w:pPr>
+              <w:pStyle w:val="a2"/>
+              <w:ind w:left="360"/>
+            </w:pPr>
+            <w:r>
+              <w:t>Online</w:t>
+            </w:r>
+          </w:p>
+        </w:tc>
+        <w:tc>
+          <w:tcPr>
+            <w:tcW w:w="4184" w:type="dxa"/>
+            <w:gridSpan w:val="2"/>
+            <w:tcBorders>
+              <w:top w:val="single" w:sz="4" w:space="0" w:color="76CDD8"/>
+              <w:left w:val="single" w:sz="4" w:space="0" w:color="76CDD8"/>
+              <w:bottom w:val="single" w:sz="4" w:space="0" w:color="76CDD8"/>
+              <w:right w:val="single" w:sz="4" w:space="0" w:color="76CDD8"/>
+            </w:tcBorders>
+            <w:hideMark/>
+          </w:tcPr>
+          <w:p>
+            <w:pPr>
+              <w:pStyle w:val="a2"/>
+              <w:ind w:left="360"/>
+            </w:pPr>
+            <w:r>
+              <w:t>Order</w:t>
+            </w:r>
+            <w:r>
+              <w:t xml:space="preserve"> made through the company website or mobile app</w:t>
+            </w:r>
+          </w:p>
+        </w:tc>
+      </w:tr>
+      <w:tr>
+        <w:trPr>
+          <w:trHeight w:val="432"/>
+        </w:trPr>
+        <w:tc>
+          <w:tcPr>
+            <w:tcW w:w="2444" w:type="dxa"/>
+            <w:tcBorders>
+              <w:top w:val="single" w:sz="4" w:space="0" w:color="76CDD8"/>
+              <w:left w:val="single" w:sz="4" w:space="0" w:color="76CDD8"/>
+              <w:bottom w:val="single" w:sz="4" w:space="0" w:color="76CDD8"/>
+              <w:right w:val="single" w:sz="4" w:space="0" w:color="76CDD8"/>
+            </w:tcBorders>
+          </w:tcPr>
+          <w:p>
+            <w:pPr>
+              <w:pStyle w:val="a2"/>
+              <w:ind w:left="360"/>
+            </w:pPr>
+            <w:r>
+              <w:t>2</w:t>
+            </w:r>
+          </w:p>
+        </w:tc>
+        <w:tc>
+          <w:tcPr>
+            <w:tcW w:w="2444" w:type="dxa"/>
+            <w:tcBorders>
+              <w:top w:val="single" w:sz="4" w:space="0" w:color="76CDD8"/>
+              <w:left w:val="single" w:sz="4" w:space="0" w:color="76CDD8"/>
+              <w:bottom w:val="single" w:sz="4" w:space="0" w:color="76CDD8"/>
+              <w:right w:val="single" w:sz="4" w:space="0" w:color="76CDD8"/>
+            </w:tcBorders>
+          </w:tcPr>
+          <w:p>
+            <w:pPr>
+              <w:pStyle w:val="a2"/>
+              <w:ind w:left="360"/>
+            </w:pPr>
+            <w:r>
+              <w:t>In-store</w:t>
+            </w:r>
+          </w:p>
+        </w:tc>
+        <w:tc>
+          <w:tcPr>
+            <w:tcW w:w="4184" w:type="dxa"/>
+            <w:gridSpan w:val="2"/>
+            <w:tcBorders>
+              <w:top w:val="single" w:sz="4" w:space="0" w:color="76CDD8"/>
+              <w:left w:val="single" w:sz="4" w:space="0" w:color="76CDD8"/>
+              <w:bottom w:val="single" w:sz="4" w:space="0" w:color="76CDD8"/>
+              <w:right w:val="single" w:sz="4" w:space="0" w:color="76CDD8"/>
+            </w:tcBorders>
+          </w:tcPr>
+          <w:p>
+            <w:pPr>
+              <w:pStyle w:val="a2"/>
+              <w:ind w:left="360"/>
+            </w:pPr>
+            <w:r>
+              <w:t>Order</w:t>
+            </w:r>
+            <w:r>
+              <w:t xml:space="preserve"> made in physical store locations</w:t>
             </w:r>
           </w:p>
         </w:tc>
@@ -11603,15 +12976,515 @@
     </w:p>
     <w:p>
       <w:pPr>
+        <w:pStyle w:val="a2"/>
+        <w:ind w:left="720"/>
+      </w:pPr>
+    </w:p>
+    <w:p>
+      <w:pPr>
+        <w:pStyle w:val="a2"/>
+        <w:ind w:left="720"/>
+      </w:pPr>
+    </w:p>
+    <w:p>
+      <w:pPr>
+        <w:pStyle w:val="a2"/>
+        <w:ind w:left="720"/>
+      </w:pPr>
+    </w:p>
+    <w:p>
+      <w:pPr>
+        <w:pStyle w:val="a2"/>
+        <w:ind w:left="720"/>
+      </w:pPr>
+    </w:p>
+    <w:p>
+      <w:pPr>
+        <w:pStyle w:val="a2"/>
+        <w:ind w:left="720"/>
+      </w:pPr>
+    </w:p>
+    <w:p>
+      <w:pPr>
+        <w:pStyle w:val="a2"/>
+        <w:ind w:left="720"/>
+      </w:pPr>
+    </w:p>
+    <w:p>
+      <w:pPr>
+        <w:pStyle w:val="a2"/>
+        <w:ind w:left="720"/>
+      </w:pPr>
+    </w:p>
+    <w:p>
+      <w:pPr>
+        <w:pStyle w:val="a2"/>
+        <w:ind w:left="720"/>
+      </w:pPr>
+    </w:p>
+    <w:p>
+      <w:pPr>
+        <w:pStyle w:val="a2"/>
+        <w:ind w:left="720"/>
+      </w:pPr>
+    </w:p>
+    <w:p>
+      <w:pPr>
+        <w:pStyle w:val="a2"/>
+        <w:ind w:left="720"/>
+      </w:pPr>
+    </w:p>
+    <w:p>
+      <w:pPr>
+        <w:pStyle w:val="a2"/>
+        <w:ind w:left="720"/>
+      </w:pPr>
+    </w:p>
+    <w:p>
+      <w:pPr>
+        <w:pStyle w:val="a2"/>
+        <w:ind w:left="720"/>
+      </w:pPr>
+    </w:p>
+    <w:p>
+      <w:pPr>
         <w:pStyle w:val="1"/>
         <w:ind w:left="431" w:hanging="431"/>
+        <w:rPr>
+          <w:lang w:val="ru-RU"/>
+        </w:rPr>
       </w:pPr>
       <w:bookmarkStart w:id="22" w:name="_Toc155614193"/>
       <w:bookmarkEnd w:id="20"/>
       <w:r>
+        <w:lastRenderedPageBreak/>
         <w:t>Business Layer Dimensional Model</w:t>
       </w:r>
       <w:bookmarkEnd w:id="22"/>
+    </w:p>
+    <w:p>
+      <w:pPr>
+        <w:pStyle w:val="a2"/>
+      </w:pPr>
+      <w:r>
+        <w:t>1.</w:t>
+      </w:r>
+      <w:r>
+        <w:t xml:space="preserve"> Dim model</w:t>
+      </w:r>
+    </w:p>
+    <w:p>
+      <w:pPr>
+        <w:pStyle w:val="a2"/>
+        <w:rPr>
+          <w:lang w:val="ru-RU"/>
+        </w:rPr>
+      </w:pPr>
+      <w:r>
+        <w:rPr>
+          <w:noProof/>
+        </w:rPr>
+        <w:drawing>
+          <wp:inline distT="0" distB="0" distL="0" distR="0" wp14:anchorId="0FA64717" wp14:editId="7EDBEFF1">
+            <wp:extent cx="5943600" cy="4960620"/>
+            <wp:effectExtent l="0" t="0" r="0" b="0"/>
+            <wp:docPr id="690741469" name="Рисунок 5"/>
+            <wp:cNvGraphicFramePr>
+              <a:graphicFrameLocks xmlns:a="http://schemas.openxmlformats.org/drawingml/2006/main" noChangeAspect="1"/>
+            </wp:cNvGraphicFramePr>
+            <a:graphic xmlns:a="http://schemas.openxmlformats.org/drawingml/2006/main">
+              <a:graphicData uri="http://schemas.openxmlformats.org/drawingml/2006/picture">
+                <pic:pic xmlns:pic="http://schemas.openxmlformats.org/drawingml/2006/picture">
+                  <pic:nvPicPr>
+                    <pic:cNvPr id="0" name="Picture 2"/>
+                    <pic:cNvPicPr>
+                      <a:picLocks noChangeAspect="1" noChangeArrowheads="1"/>
+                    </pic:cNvPicPr>
+                  </pic:nvPicPr>
+                  <pic:blipFill>
+                    <a:blip r:embed="rId12" cstate="print">
+                      <a:extLst>
+                        <a:ext uri="{28A0092B-C50C-407E-A947-70E740481C1C}">
+                          <a14:useLocalDpi xmlns:a14="http://schemas.microsoft.com/office/drawing/2010/main" val="0"/>
+                        </a:ext>
+                      </a:extLst>
+                    </a:blip>
+                    <a:srcRect/>
+                    <a:stretch>
+                      <a:fillRect/>
+                    </a:stretch>
+                  </pic:blipFill>
+                  <pic:spPr bwMode="auto">
+                    <a:xfrm>
+                      <a:off x="0" y="0"/>
+                      <a:ext cx="5943600" cy="4960620"/>
+                    </a:xfrm>
+                    <a:prstGeom prst="rect">
+                      <a:avLst/>
+                    </a:prstGeom>
+                    <a:noFill/>
+                    <a:ln>
+                      <a:noFill/>
+                    </a:ln>
+                  </pic:spPr>
+                </pic:pic>
+              </a:graphicData>
+            </a:graphic>
+          </wp:inline>
+        </w:drawing>
+      </w:r>
+    </w:p>
+    <w:p>
+      <w:pPr>
+        <w:pStyle w:val="a2"/>
+      </w:pPr>
+      <w:r>
+        <w:t>2. Date dimension script</w:t>
+      </w:r>
+    </w:p>
+    <w:p>
+      <w:pPr>
+        <w:pStyle w:val="a2"/>
+      </w:pPr>
+      <w:r>
+        <w:t xml:space="preserve">CREATE TABLE </w:t>
+      </w:r>
+      <w:r>
+        <w:t>IF NOT EXISTS</w:t>
+      </w:r>
+      <w:r>
+        <w:t xml:space="preserve"> DIM_DATES (</w:t>
+      </w:r>
+    </w:p>
+    <w:p>
+      <w:pPr>
+        <w:pStyle w:val="a2"/>
+      </w:pPr>
+      <w:r>
+        <w:t xml:space="preserve">    </w:t>
+      </w:r>
+      <w:proofErr w:type="spellStart"/>
+      <w:r>
+        <w:t>Date_ID</w:t>
+      </w:r>
+      <w:proofErr w:type="spellEnd"/>
+      <w:r>
+        <w:t xml:space="preserve"> DATE PRIMARY KEY,</w:t>
+      </w:r>
+    </w:p>
+    <w:p>
+      <w:pPr>
+        <w:pStyle w:val="a2"/>
+      </w:pPr>
+      <w:r>
+        <w:t xml:space="preserve">    Year INT NOT NULL,</w:t>
+      </w:r>
+    </w:p>
+    <w:p>
+      <w:pPr>
+        <w:pStyle w:val="a2"/>
+      </w:pPr>
+      <w:r>
+        <w:t xml:space="preserve">    Quarter INT NOT NULL,</w:t>
+      </w:r>
+    </w:p>
+    <w:p>
+      <w:pPr>
+        <w:pStyle w:val="a2"/>
+      </w:pPr>
+      <w:r>
+        <w:t xml:space="preserve">    Month INT NOT NULL,</w:t>
+      </w:r>
+    </w:p>
+    <w:p>
+      <w:pPr>
+        <w:pStyle w:val="a2"/>
+      </w:pPr>
+      <w:r>
+        <w:t xml:space="preserve">    </w:t>
+      </w:r>
+      <w:proofErr w:type="spellStart"/>
+      <w:r>
+        <w:t>Month_Name</w:t>
+      </w:r>
+      <w:proofErr w:type="spellEnd"/>
+      <w:r>
+        <w:t xml:space="preserve"> </w:t>
+      </w:r>
+      <w:proofErr w:type="gramStart"/>
+      <w:r>
+        <w:t>VARCHAR(</w:t>
+      </w:r>
+      <w:proofErr w:type="gramEnd"/>
+      <w:r>
+        <w:t>20) NOT NULL,</w:t>
+      </w:r>
+    </w:p>
+    <w:p>
+      <w:pPr>
+        <w:pStyle w:val="a2"/>
+      </w:pPr>
+      <w:r>
+        <w:t xml:space="preserve">    Day INT NOT NULL,</w:t>
+      </w:r>
+    </w:p>
+    <w:p>
+      <w:pPr>
+        <w:pStyle w:val="a2"/>
+      </w:pPr>
+      <w:r>
+        <w:t xml:space="preserve">    </w:t>
+      </w:r>
+      <w:proofErr w:type="spellStart"/>
+      <w:r>
+        <w:t>Day_Of_Week</w:t>
+      </w:r>
+      <w:proofErr w:type="spellEnd"/>
+      <w:r>
+        <w:t xml:space="preserve"> INT NOT NULL,</w:t>
+      </w:r>
+    </w:p>
+    <w:p>
+      <w:pPr>
+        <w:pStyle w:val="a2"/>
+      </w:pPr>
+      <w:r>
+        <w:t xml:space="preserve">    </w:t>
+      </w:r>
+      <w:proofErr w:type="spellStart"/>
+      <w:r>
+        <w:t>Day_Name</w:t>
+      </w:r>
+      <w:proofErr w:type="spellEnd"/>
+      <w:r>
+        <w:t xml:space="preserve"> </w:t>
+      </w:r>
+      <w:proofErr w:type="gramStart"/>
+      <w:r>
+        <w:t>VARCHAR(</w:t>
+      </w:r>
+      <w:proofErr w:type="gramEnd"/>
+      <w:r>
+        <w:t>20) NOT NULL</w:t>
+      </w:r>
+    </w:p>
+    <w:p>
+      <w:pPr>
+        <w:pStyle w:val="a2"/>
+      </w:pPr>
+      <w:r>
+        <w:t>)</w:t>
+      </w:r>
+    </w:p>
+    <w:p>
+      <w:pPr>
+        <w:pStyle w:val="a2"/>
+      </w:pPr>
+    </w:p>
+    <w:p>
+      <w:pPr>
+        <w:pStyle w:val="a2"/>
+      </w:pPr>
+      <w:r>
+        <w:t>3.</w:t>
+      </w:r>
+      <w:r>
+        <w:t xml:space="preserve"> Metrics</w:t>
+      </w:r>
+    </w:p>
+    <w:p>
+      <w:pPr>
+        <w:pStyle w:val="a2"/>
+      </w:pPr>
+      <w:proofErr w:type="gramStart"/>
+      <w:r>
+        <w:t xml:space="preserve">  </w:t>
+      </w:r>
+      <w:r>
+        <w:rPr>
+          <w:b/>
+          <w:bCs/>
+        </w:rPr>
+        <w:t>Price</w:t>
+      </w:r>
+      <w:proofErr w:type="gramEnd"/>
+      <w:r>
+        <w:t>: The unit price of the product at the time of the sale.</w:t>
+      </w:r>
+    </w:p>
+    <w:p>
+      <w:pPr>
+        <w:pStyle w:val="a2"/>
+      </w:pPr>
+      <w:proofErr w:type="gramStart"/>
+      <w:r>
+        <w:t xml:space="preserve">  </w:t>
+      </w:r>
+      <w:r>
+        <w:rPr>
+          <w:b/>
+          <w:bCs/>
+        </w:rPr>
+        <w:t>Quantity</w:t>
+      </w:r>
+      <w:proofErr w:type="gramEnd"/>
+      <w:r>
+        <w:t>: The number of units sold in the transaction.</w:t>
+      </w:r>
+    </w:p>
+    <w:p>
+      <w:pPr>
+        <w:pStyle w:val="a2"/>
+      </w:pPr>
+      <w:proofErr w:type="gramStart"/>
+      <w:r>
+        <w:lastRenderedPageBreak/>
+        <w:t xml:space="preserve">  </w:t>
+      </w:r>
+      <w:proofErr w:type="spellStart"/>
+      <w:r>
+        <w:rPr>
+          <w:b/>
+          <w:bCs/>
+        </w:rPr>
+        <w:t>Payment</w:t>
+      </w:r>
+      <w:proofErr w:type="gramEnd"/>
+      <w:r>
+        <w:rPr>
+          <w:b/>
+          <w:bCs/>
+        </w:rPr>
+        <w:t>_Amount</w:t>
+      </w:r>
+      <w:proofErr w:type="spellEnd"/>
+      <w:r>
+        <w:t>: The total amount paid by the customer for the sale.</w:t>
+      </w:r>
+    </w:p>
+    <w:p>
+      <w:pPr>
+        <w:pStyle w:val="a2"/>
+      </w:pPr>
+      <w:proofErr w:type="gramStart"/>
+      <w:r>
+        <w:t xml:space="preserve">  </w:t>
+      </w:r>
+      <w:r>
+        <w:rPr>
+          <w:b/>
+          <w:bCs/>
+        </w:rPr>
+        <w:t>Sales</w:t>
+      </w:r>
+      <w:proofErr w:type="gramEnd"/>
+      <w:r>
+        <w:t xml:space="preserve">: Total value of the </w:t>
+      </w:r>
+      <w:proofErr w:type="gramStart"/>
+      <w:r>
+        <w:t>sale</w:t>
+      </w:r>
+      <w:proofErr w:type="gramEnd"/>
+      <w:r>
+        <w:t>, calculated as:</w:t>
+      </w:r>
+    </w:p>
+    <w:p>
+      <w:pPr>
+        <w:pStyle w:val="a2"/>
+      </w:pPr>
+      <w:proofErr w:type="gramStart"/>
+      <w:r>
+        <w:t xml:space="preserve">  </w:t>
+      </w:r>
+      <w:proofErr w:type="spellStart"/>
+      <w:r>
+        <w:rPr>
+          <w:b/>
+          <w:bCs/>
+        </w:rPr>
+        <w:t>Discount</w:t>
+      </w:r>
+      <w:proofErr w:type="gramEnd"/>
+      <w:r>
+        <w:rPr>
+          <w:b/>
+          <w:bCs/>
+        </w:rPr>
+        <w:t>_Amount</w:t>
+      </w:r>
+      <w:proofErr w:type="spellEnd"/>
+      <w:r>
+        <w:t xml:space="preserve">: The total discount applied, which could be calculated based on a discount rate or amount applied to the sale. This would depend on the </w:t>
+      </w:r>
+      <w:proofErr w:type="spellStart"/>
+      <w:r>
+        <w:t>Discount_SURR_ID</w:t>
+      </w:r>
+      <w:proofErr w:type="spellEnd"/>
+      <w:r>
+        <w:t>.</w:t>
+      </w:r>
+    </w:p>
+    <w:p>
+      <w:pPr>
+        <w:pStyle w:val="a2"/>
+      </w:pPr>
+      <w:proofErr w:type="gramStart"/>
+      <w:r>
+        <w:t xml:space="preserve">  </w:t>
+      </w:r>
+      <w:proofErr w:type="spellStart"/>
+      <w:r>
+        <w:rPr>
+          <w:b/>
+          <w:bCs/>
+        </w:rPr>
+        <w:t>Payment</w:t>
+      </w:r>
+      <w:proofErr w:type="gramEnd"/>
+      <w:r>
+        <w:rPr>
+          <w:b/>
+          <w:bCs/>
+        </w:rPr>
+        <w:t>_Amount</w:t>
+      </w:r>
+      <w:proofErr w:type="spellEnd"/>
+      <w:r>
+        <w:t xml:space="preserve">: The </w:t>
+      </w:r>
+      <w:r>
+        <w:t>amount</w:t>
+      </w:r>
+      <w:r>
+        <w:t xml:space="preserve"> from the sale after applying any discounts, calculated as:</w:t>
+      </w:r>
+    </w:p>
+    <w:p>
+      <w:pPr>
+        <w:pStyle w:val="a2"/>
+      </w:pPr>
+      <w:proofErr w:type="spellStart"/>
+      <w:r>
+        <w:t>Payment_Amount</w:t>
+      </w:r>
+      <w:proofErr w:type="spellEnd"/>
+      <w:r>
+        <w:t xml:space="preserve"> = </w:t>
+      </w:r>
+      <w:r>
+        <w:t>Price * Quantity</w:t>
+      </w:r>
+      <w:r>
+        <w:t xml:space="preserve"> - Discount</w:t>
+      </w:r>
+    </w:p>
+    <w:p>
+      <w:pPr>
+        <w:pStyle w:val="a2"/>
+      </w:pPr>
     </w:p>
     <w:p>
       <w:pPr>
@@ -11665,9 +13538,9 @@
       </w:pPr>
     </w:p>
     <w:sectPr>
-      <w:headerReference w:type="default" r:id="rId12"/>
-      <w:footerReference w:type="default" r:id="rId13"/>
-      <w:footerReference w:type="first" r:id="rId14"/>
+      <w:headerReference w:type="default" r:id="rId13"/>
+      <w:footerReference w:type="default" r:id="rId14"/>
+      <w:footerReference w:type="first" r:id="rId15"/>
       <w:pgSz w:w="11909" w:h="16834" w:code="9"/>
       <w:pgMar w:top="1134" w:right="851" w:bottom="1134" w:left="1134" w:header="720" w:footer="720" w:gutter="567"/>
       <w:cols w:space="720"/>
@@ -20487,6 +22360,29 @@
 </file>
 
 <file path=customXml/item1.xml><?xml version="1.0" encoding="utf-8"?>
+<p:properties xmlns:p="http://schemas.microsoft.com/office/2006/metadata/properties" xmlns:xsi="http://www.w3.org/2001/XMLSchema-instance" xmlns:pc="http://schemas.microsoft.com/office/infopath/2007/PartnerControls">
+  <documentManagement>
+    <SharedWithUsers xmlns="7f0dcb33-685e-48d8-b644-2ef2786c1229">
+      <UserInfo>
+        <DisplayName/>
+        <AccountId xsi:nil="true"/>
+        <AccountType/>
+      </UserInfo>
+    </SharedWithUsers>
+  </documentManagement>
+</p:properties>
+</file>
+
+<file path=customXml/item2.xml><?xml version="1.0" encoding="utf-8"?>
+<?mso-contentType ?>
+<FormTemplates xmlns="http://schemas.microsoft.com/sharepoint/v3/contenttype/forms">
+  <Display>DocumentLibraryForm</Display>
+  <Edit>DocumentLibraryForm</Edit>
+  <New>DocumentLibraryForm</New>
+</FormTemplates>
+</file>
+
+<file path=customXml/item3.xml><?xml version="1.0" encoding="utf-8"?>
 <ct:contentTypeSchema xmlns:ct="http://schemas.microsoft.com/office/2006/metadata/contentType" xmlns:ma="http://schemas.microsoft.com/office/2006/metadata/properties/metaAttributes" ct:_="" ma:_="" ma:contentTypeName="Document" ma:contentTypeID="0x010100B3483E581E535547A5C5133F57803043" ma:contentTypeVersion="7" ma:contentTypeDescription="Create a new document." ma:contentTypeScope="" ma:versionID="26f0e3c34181377a2b428b97b0aacf58">
   <xsd:schema xmlns:xsd="http://www.w3.org/2001/XMLSchema" xmlns:xs="http://www.w3.org/2001/XMLSchema" xmlns:p="http://schemas.microsoft.com/office/2006/metadata/properties" xmlns:ns2="0a074a96-e172-4849-a42b-0522bc04182b" xmlns:ns3="7f0dcb33-685e-48d8-b644-2ef2786c1229" targetNamespace="http://schemas.microsoft.com/office/2006/metadata/properties" ma:root="true" ma:fieldsID="c6eeec6c9df2cadb2fce64bd00511549" ns2:_="" ns3:_="">
     <xsd:import namespace="0a074a96-e172-4849-a42b-0522bc04182b"/>
@@ -20671,30 +22567,25 @@
 </ct:contentTypeSchema>
 </file>
 
-<file path=customXml/item2.xml><?xml version="1.0" encoding="utf-8"?>
-<p:properties xmlns:p="http://schemas.microsoft.com/office/2006/metadata/properties" xmlns:xsi="http://www.w3.org/2001/XMLSchema-instance" xmlns:pc="http://schemas.microsoft.com/office/infopath/2007/PartnerControls">
-  <documentManagement>
-    <SharedWithUsers xmlns="7f0dcb33-685e-48d8-b644-2ef2786c1229">
-      <UserInfo>
-        <DisplayName/>
-        <AccountId xsi:nil="true"/>
-        <AccountType/>
-      </UserInfo>
-    </SharedWithUsers>
-  </documentManagement>
-</p:properties>
+<file path=customXml/itemProps1.xml><?xml version="1.0" encoding="utf-8"?>
+<ds:datastoreItem xmlns:ds="http://schemas.openxmlformats.org/officeDocument/2006/customXml" ds:itemID="{E4B4D352-B35B-4B3A-95D2-902933709BD2}">
+  <ds:schemaRefs>
+    <ds:schemaRef ds:uri="http://schemas.microsoft.com/office/2006/metadata/properties"/>
+    <ds:schemaRef ds:uri="http://schemas.microsoft.com/office/infopath/2007/PartnerControls"/>
+    <ds:schemaRef ds:uri="7f0dcb33-685e-48d8-b644-2ef2786c1229"/>
+  </ds:schemaRefs>
+</ds:datastoreItem>
 </file>
 
-<file path=customXml/item3.xml><?xml version="1.0" encoding="utf-8"?>
-<?mso-contentType ?>
-<FormTemplates xmlns="http://schemas.microsoft.com/sharepoint/v3/contenttype/forms">
-  <Display>DocumentLibraryForm</Display>
-  <Edit>DocumentLibraryForm</Edit>
-  <New>DocumentLibraryForm</New>
-</FormTemplates>
+<file path=customXml/itemProps2.xml><?xml version="1.0" encoding="utf-8"?>
+<ds:datastoreItem xmlns:ds="http://schemas.openxmlformats.org/officeDocument/2006/customXml" ds:itemID="{CEAD825D-2413-46BA-BB1F-DCE637B19B0C}">
+  <ds:schemaRefs>
+    <ds:schemaRef ds:uri="http://schemas.microsoft.com/sharepoint/v3/contenttype/forms"/>
+  </ds:schemaRefs>
+</ds:datastoreItem>
 </file>
 
-<file path=customXml/itemProps1.xml><?xml version="1.0" encoding="utf-8"?>
+<file path=customXml/itemProps3.xml><?xml version="1.0" encoding="utf-8"?>
 <ds:datastoreItem xmlns:ds="http://schemas.openxmlformats.org/officeDocument/2006/customXml" ds:itemID="{2240CE2F-0274-489A-BA80-8887BFB6B269}">
   <ds:schemaRefs>
     <ds:schemaRef ds:uri="http://schemas.microsoft.com/office/2006/metadata/contentType"/>
@@ -20711,22 +22602,4 @@
     <ds:schemaRef ds:uri="http://schemas.microsoft.com/internal/obd"/>
   </ds:schemaRefs>
 </ds:datastoreItem>
-</file>
-
-<file path=customXml/itemProps2.xml><?xml version="1.0" encoding="utf-8"?>
-<ds:datastoreItem xmlns:ds="http://schemas.openxmlformats.org/officeDocument/2006/customXml" ds:itemID="{E4B4D352-B35B-4B3A-95D2-902933709BD2}">
-  <ds:schemaRefs>
-    <ds:schemaRef ds:uri="http://schemas.microsoft.com/office/2006/metadata/properties"/>
-    <ds:schemaRef ds:uri="http://schemas.microsoft.com/office/infopath/2007/PartnerControls"/>
-    <ds:schemaRef ds:uri="7f0dcb33-685e-48d8-b644-2ef2786c1229"/>
-  </ds:schemaRefs>
-</ds:datastoreItem>
-</file>
-
-<file path=customXml/itemProps3.xml><?xml version="1.0" encoding="utf-8"?>
-<ds:datastoreItem xmlns:ds="http://schemas.openxmlformats.org/officeDocument/2006/customXml" ds:itemID="{CEAD825D-2413-46BA-BB1F-DCE637B19B0C}">
-  <ds:schemaRefs>
-    <ds:schemaRef ds:uri="http://schemas.microsoft.com/sharepoint/v3/contenttype/forms"/>
-  </ds:schemaRefs>
-</ds:datastoreItem>
 </file>